--- a/JOB_ROSTER.docx
+++ b/JOB_ROSTER.docx
@@ -850,10 +850,9 @@
       </w:pPr>
       <w:r>
         <w:rPr>
-          <w:rFonts w:ascii="Times New Roman" w:hAnsi="Times New Roman" w:eastAsia="Times New Roman" w:cs="Times New Roman"/>
           <w:b/>
           <w:bCs/>
-          <w:color w:val="0B77A0" w:themeColor="accent4" w:themeShade="BF"/>
+          <w:color w:val="0B769F" w:themeColor="accent4" w:themeShade="BF"/>
           <w:sz w:val="32"/>
           <w:szCs w:val="32"/>
         </w:rPr>
@@ -2259,803 +2258,546 @@
         <w:spacing w:after="120"/>
       </w:pPr>
       <w:r>
-        <w:t xml:space="preserve">Mỗi thành viên điền minh chứng làm việc nhóm vào cột tương ứng (link Google Drive/GitHub, ảnh chụp tin nhắn trao đổi, biên bản họp nhóm,…) trước khi nộp bài cho cô.</w:t>
+        <w:t>Mỗi thành viên điền minh chứng làm việc nhóm vào cột tương ứng (link Google Drive/GitHub, ảnh chụp tin nhắn trao đổi, biên bản họp nhóm,…) trước khi nộp bài cho cô.</w:t>
       </w:r>
     </w:p>
-    <w:tbl>
-      <w:tblPr>
-        <w:tblW w:w="10847" w:type="dxa"/>
-        <w:jc w:val="center"/>
-        <w:tblBorders>
-          <w:top w:val="single" w:sz="4" w:space="0" w:color="auto"/>
-          <w:left w:val="single" w:sz="4" w:space="0" w:color="auto"/>
-          <w:bottom w:val="single" w:sz="4" w:space="0" w:color="auto"/>
-          <w:right w:val="single" w:sz="4" w:space="0" w:color="auto"/>
-          <w:insideH w:val="single" w:sz="4" w:space="0" w:color="auto"/>
-          <w:insideV w:val="single" w:sz="4" w:space="0" w:color="auto"/>
-        </w:tblBorders>
-        <w:tblLayout w:type="fixed"/>
-        <w:tblCellMar>
-          <w:left w:w="10" w:type="dxa"/>
-          <w:right w:w="10" w:type="dxa"/>
-        </w:tblCellMar>
-        <w:tblLook w:val="07E0" w:firstRow="1" w:lastRow="1" w:firstColumn="1" w:lastColumn="1" w:noHBand="1" w:noVBand="1"/>
-      </w:tblPr>
-      <w:tblGrid>
-        <w:gridCol w:w="677"/>
-        <w:gridCol w:w="2305"/>
-        <w:gridCol w:w="1989"/>
-        <w:gridCol w:w="4508"/>
-        <w:gridCol w:w="1368"/>
-      </w:tblGrid>
-      <w:tr>
-        <w:trPr>
-          <w:trHeight w:val="264"/>
-          <w:tblHeader/>
-          <w:jc w:val="center"/>
-        </w:trPr>
-        <w:tc>
-          <w:tcPr>
-            <w:tcW w:w="677" w:type="dxa"/>
-            <w:tcBorders>
-              <w:top w:val="single" w:sz="4" w:space="0" w:color="000000"/>
-              <w:left w:val="single" w:sz="4" w:space="0" w:color="000000"/>
-              <w:bottom w:val="single" w:sz="4" w:space="0" w:color="000000"/>
-              <w:right w:val="single" w:sz="4" w:space="0" w:color="000000"/>
-            </w:tcBorders>
-            <w:shd w:val="clear" w:color="auto" w:fill="4472C4"/>
-            <w:tcMar>
-              <w:top w:w="60" w:type="dxa"/>
-              <w:left w:w="80" w:type="dxa"/>
-              <w:bottom w:w="60" w:type="dxa"/>
-              <w:right w:w="80" w:type="dxa"/>
-            </w:tcMar>
-            <w:vAlign w:val="center"/>
-          </w:tcPr>
-          <w:p>
-            <w:pPr>
-              <w:jc w:val="center"/>
-            </w:pPr>
-            <w:r>
-              <w:rPr>
-                <w:b/>
-                <w:bCs/>
-                <w:color w:val="FFFFFF"/>
-              </w:rPr>
-              <w:t xml:space="preserve">STT</w:t>
-            </w:r>
-          </w:p>
-        </w:tc>
-        <w:tc>
-          <w:tcPr>
-            <w:tcW w:w="2305" w:type="dxa"/>
-            <w:tcBorders>
-              <w:top w:val="single" w:sz="4" w:space="0" w:color="000000"/>
-              <w:left w:val="single" w:sz="4" w:space="0" w:color="000000"/>
-              <w:bottom w:val="single" w:sz="4" w:space="0" w:color="000000"/>
-              <w:right w:val="single" w:sz="4" w:space="0" w:color="000000"/>
-            </w:tcBorders>
-            <w:shd w:val="clear" w:color="auto" w:fill="4472C4"/>
-            <w:tcMar>
-              <w:top w:w="60" w:type="dxa"/>
-              <w:left w:w="80" w:type="dxa"/>
-              <w:bottom w:w="60" w:type="dxa"/>
-              <w:right w:w="80" w:type="dxa"/>
-            </w:tcMar>
-            <w:vAlign w:val="center"/>
-          </w:tcPr>
-          <w:p>
-            <w:pPr>
-              <w:jc w:val="center"/>
-            </w:pPr>
-            <w:r>
-              <w:rPr>
-                <w:b/>
-                <w:bCs/>
-                <w:color w:val="FFFFFF"/>
-              </w:rPr>
-              <w:t xml:space="preserve">Full name</w:t>
-            </w:r>
-          </w:p>
-        </w:tc>
-        <w:tc>
-          <w:tcPr>
-            <w:tcW w:w="1989" w:type="dxa"/>
-            <w:tcBorders>
-              <w:top w:val="single" w:sz="4" w:space="0" w:color="000000"/>
-              <w:left w:val="single" w:sz="4" w:space="0" w:color="000000"/>
-              <w:bottom w:val="single" w:sz="4" w:space="0" w:color="000000"/>
-              <w:right w:val="single" w:sz="4" w:space="0" w:color="000000"/>
-            </w:tcBorders>
-            <w:shd w:val="clear" w:color="auto" w:fill="4472C4"/>
-            <w:tcMar>
-              <w:top w:w="60" w:type="dxa"/>
-              <w:left w:w="80" w:type="dxa"/>
-              <w:bottom w:w="60" w:type="dxa"/>
-              <w:right w:w="80" w:type="dxa"/>
-            </w:tcMar>
-            <w:vAlign w:val="center"/>
-          </w:tcPr>
-          <w:p>
-            <w:pPr>
-              <w:jc w:val="center"/>
-            </w:pPr>
-            <w:r>
-              <w:rPr>
-                <w:b/>
-                <w:bCs/>
-                <w:color w:val="FFFFFF"/>
-              </w:rPr>
-              <w:t xml:space="preserve">MSSV</w:t>
-            </w:r>
-          </w:p>
-        </w:tc>
-        <w:tc>
-          <w:tcPr>
-            <w:tcW w:w="4508" w:type="dxa"/>
-            <w:tcBorders>
-              <w:top w:val="single" w:sz="4" w:space="0" w:color="000000"/>
-              <w:left w:val="single" w:sz="4" w:space="0" w:color="000000"/>
-              <w:bottom w:val="single" w:sz="4" w:space="0" w:color="000000"/>
-              <w:right w:val="single" w:sz="4" w:space="0" w:color="000000"/>
-            </w:tcBorders>
-            <w:shd w:val="clear" w:color="auto" w:fill="4472C4"/>
-            <w:tcMar>
-              <w:top w:w="60" w:type="dxa"/>
-              <w:left w:w="80" w:type="dxa"/>
-              <w:bottom w:w="60" w:type="dxa"/>
-              <w:right w:w="80" w:type="dxa"/>
-            </w:tcMar>
-            <w:vAlign w:val="center"/>
-          </w:tcPr>
-          <w:p>
-            <w:pPr>
-              <w:jc w:val="center"/>
-            </w:pPr>
-            <w:r>
-              <w:rPr>
-                <w:b/>
-                <w:bCs/>
-                <w:color w:val="FFFFFF"/>
-              </w:rPr>
-              <w:t xml:space="preserve">Minh chứng làm việc nhóm</w:t>
-            </w:r>
-          </w:p>
-        </w:tc>
-        <w:tc>
-          <w:tcPr>
-            <w:tcW w:w="1368" w:type="dxa"/>
-            <w:tcBorders>
-              <w:top w:val="single" w:sz="4" w:space="0" w:color="000000"/>
-              <w:left w:val="single" w:sz="4" w:space="0" w:color="000000"/>
-              <w:bottom w:val="single" w:sz="4" w:space="0" w:color="000000"/>
-              <w:right w:val="single" w:sz="4" w:space="0" w:color="000000"/>
-            </w:tcBorders>
-            <w:shd w:val="clear" w:color="auto" w:fill="4472C4"/>
-            <w:tcMar>
-              <w:top w:w="60" w:type="dxa"/>
-              <w:left w:w="80" w:type="dxa"/>
-              <w:bottom w:w="60" w:type="dxa"/>
-              <w:right w:w="80" w:type="dxa"/>
-            </w:tcMar>
-            <w:vAlign w:val="center"/>
-          </w:tcPr>
-          <w:p>
-            <w:pPr>
-              <w:jc w:val="center"/>
-            </w:pPr>
-            <w:r>
-              <w:rPr>
-                <w:b/>
-                <w:bCs/>
-                <w:color w:val="FFFFFF"/>
-              </w:rPr>
-              <w:t xml:space="preserve">Ghi chú</w:t>
-            </w:r>
-          </w:p>
-        </w:tc>
-      </w:tr>
-      <w:tr>
-        <w:trPr>
-          <w:trHeight w:val="900"/>
-          <w:jc w:val="center"/>
-        </w:trPr>
-        <w:tc>
-          <w:tcPr>
-            <w:tcW w:w="677" w:type="dxa"/>
-            <w:tcBorders>
-              <w:top w:val="single" w:sz="4" w:space="0" w:color="000000"/>
-              <w:left w:val="single" w:sz="4" w:space="0" w:color="000000"/>
-              <w:bottom w:val="single" w:sz="4" w:space="0" w:color="000000"/>
-              <w:right w:val="single" w:sz="4" w:space="0" w:color="000000"/>
-            </w:tcBorders>
-            <w:tcMar>
-              <w:top w:w="60" w:type="dxa"/>
-              <w:left w:w="80" w:type="dxa"/>
-              <w:bottom w:w="60" w:type="dxa"/>
-              <w:right w:w="80" w:type="dxa"/>
-            </w:tcMar>
-          </w:tcPr>
-          <w:p>
-            <w:pPr>
-              <w:jc w:val="center"/>
-            </w:pPr>
-            <w:r>
-              <w:t xml:space="preserve">1</w:t>
-            </w:r>
-          </w:p>
-        </w:tc>
-        <w:tc>
-          <w:tcPr>
-            <w:tcW w:w="2305" w:type="dxa"/>
-            <w:tcBorders>
-              <w:top w:val="single" w:sz="4" w:space="0" w:color="000000"/>
-              <w:left w:val="single" w:sz="4" w:space="0" w:color="000000"/>
-              <w:bottom w:val="single" w:sz="4" w:space="0" w:color="000000"/>
-              <w:right w:val="single" w:sz="4" w:space="0" w:color="000000"/>
-            </w:tcBorders>
-            <w:tcMar>
-              <w:top w:w="60" w:type="dxa"/>
-              <w:left w:w="80" w:type="dxa"/>
-              <w:bottom w:w="60" w:type="dxa"/>
-              <w:right w:w="80" w:type="dxa"/>
-            </w:tcMar>
-          </w:tcPr>
-          <w:p>
-            <w:r>
-              <w:t xml:space="preserve">Nguyen Thi Thuy Linh (Team Leader)</w:t>
-            </w:r>
-          </w:p>
-        </w:tc>
-        <w:tc>
-          <w:tcPr>
-            <w:tcW w:w="1989" w:type="dxa"/>
-            <w:tcBorders>
-              <w:top w:val="single" w:sz="4" w:space="0" w:color="000000"/>
-              <w:left w:val="single" w:sz="4" w:space="0" w:color="000000"/>
-              <w:bottom w:val="single" w:sz="4" w:space="0" w:color="000000"/>
-              <w:right w:val="single" w:sz="4" w:space="0" w:color="000000"/>
-            </w:tcBorders>
-            <w:tcMar>
-              <w:top w:w="60" w:type="dxa"/>
-              <w:left w:w="80" w:type="dxa"/>
-              <w:bottom w:w="60" w:type="dxa"/>
-              <w:right w:w="80" w:type="dxa"/>
-            </w:tcMar>
-          </w:tcPr>
-          <w:p>
-            <w:pPr>
-              <w:jc w:val="center"/>
-            </w:pPr>
-            <w:r>
-              <w:t xml:space="preserve">051307007285</w:t>
-            </w:r>
-          </w:p>
-        </w:tc>
-        <w:tc>
-          <w:tcPr>
-            <w:tcW w:w="4508" w:type="dxa"/>
-            <w:tcBorders>
-              <w:top w:val="single" w:sz="4" w:space="0" w:color="000000"/>
-              <w:left w:val="single" w:sz="4" w:space="0" w:color="000000"/>
-              <w:bottom w:val="single" w:sz="4" w:space="0" w:color="000000"/>
-              <w:right w:val="single" w:sz="4" w:space="0" w:color="000000"/>
-            </w:tcBorders>
-            <w:tcMar>
-              <w:top w:w="60" w:type="dxa"/>
-              <w:left w:w="80" w:type="dxa"/>
-              <w:bottom w:w="60" w:type="dxa"/>
-              <w:right w:w="80" w:type="dxa"/>
-            </w:tcMar>
-          </w:tcPr>
-          <w:p/>
-          <w:p/>
-          <w:p/>
-          <w:p/>
-        </w:tc>
-        <w:tc>
-          <w:tcPr>
-            <w:tcW w:w="1368" w:type="dxa"/>
-            <w:tcBorders>
-              <w:top w:val="single" w:sz="4" w:space="0" w:color="000000"/>
-              <w:left w:val="single" w:sz="4" w:space="0" w:color="000000"/>
-              <w:bottom w:val="single" w:sz="4" w:space="0" w:color="000000"/>
-              <w:right w:val="single" w:sz="4" w:space="0" w:color="000000"/>
-            </w:tcBorders>
-            <w:tcMar>
-              <w:top w:w="60" w:type="dxa"/>
-              <w:left w:w="80" w:type="dxa"/>
-              <w:bottom w:w="60" w:type="dxa"/>
-              <w:right w:w="80" w:type="dxa"/>
-            </w:tcMar>
-          </w:tcPr>
-          <w:p/>
-          <w:p/>
-          <w:p/>
-          <w:p/>
-        </w:tc>
-      </w:tr>
-      <w:tr>
-        <w:trPr>
-          <w:trHeight w:val="900"/>
-          <w:jc w:val="center"/>
-        </w:trPr>
-        <w:tc>
-          <w:tcPr>
-            <w:tcW w:w="677" w:type="dxa"/>
-            <w:tcBorders>
-              <w:top w:val="single" w:sz="4" w:space="0" w:color="000000"/>
-              <w:left w:val="single" w:sz="4" w:space="0" w:color="000000"/>
-              <w:bottom w:val="single" w:sz="4" w:space="0" w:color="000000"/>
-              <w:right w:val="single" w:sz="4" w:space="0" w:color="000000"/>
-            </w:tcBorders>
-            <w:tcMar>
-              <w:top w:w="60" w:type="dxa"/>
-              <w:left w:w="80" w:type="dxa"/>
-              <w:bottom w:w="60" w:type="dxa"/>
-              <w:right w:w="80" w:type="dxa"/>
-            </w:tcMar>
-          </w:tcPr>
-          <w:p>
-            <w:pPr>
-              <w:jc w:val="center"/>
-            </w:pPr>
-            <w:r>
-              <w:t xml:space="preserve">2</w:t>
-            </w:r>
-          </w:p>
-        </w:tc>
-        <w:tc>
-          <w:tcPr>
-            <w:tcW w:w="2305" w:type="dxa"/>
-            <w:tcBorders>
-              <w:top w:val="single" w:sz="4" w:space="0" w:color="000000"/>
-              <w:left w:val="single" w:sz="4" w:space="0" w:color="000000"/>
-              <w:bottom w:val="single" w:sz="4" w:space="0" w:color="000000"/>
-              <w:right w:val="single" w:sz="4" w:space="0" w:color="000000"/>
-            </w:tcBorders>
-            <w:tcMar>
-              <w:top w:w="60" w:type="dxa"/>
-              <w:left w:w="80" w:type="dxa"/>
-              <w:bottom w:w="60" w:type="dxa"/>
-              <w:right w:w="80" w:type="dxa"/>
-            </w:tcMar>
-          </w:tcPr>
-          <w:p>
-            <w:r>
-              <w:t xml:space="preserve">Quach Phu Sang</w:t>
-            </w:r>
-          </w:p>
-        </w:tc>
-        <w:tc>
-          <w:tcPr>
-            <w:tcW w:w="1989" w:type="dxa"/>
-            <w:tcBorders>
-              <w:top w:val="single" w:sz="4" w:space="0" w:color="000000"/>
-              <w:left w:val="single" w:sz="4" w:space="0" w:color="000000"/>
-              <w:bottom w:val="single" w:sz="4" w:space="0" w:color="000000"/>
-              <w:right w:val="single" w:sz="4" w:space="0" w:color="000000"/>
-            </w:tcBorders>
-            <w:tcMar>
-              <w:top w:w="60" w:type="dxa"/>
-              <w:left w:w="80" w:type="dxa"/>
-              <w:bottom w:w="60" w:type="dxa"/>
-              <w:right w:w="80" w:type="dxa"/>
-            </w:tcMar>
-          </w:tcPr>
-          <w:p>
-            <w:pPr>
-              <w:jc w:val="center"/>
-            </w:pPr>
-            <w:r>
-              <w:t xml:space="preserve">067207005497</w:t>
-            </w:r>
-          </w:p>
-        </w:tc>
-        <w:tc>
-          <w:tcPr>
-            <w:tcW w:w="4508" w:type="dxa"/>
-            <w:tcBorders>
-              <w:top w:val="single" w:sz="4" w:space="0" w:color="000000"/>
-              <w:left w:val="single" w:sz="4" w:space="0" w:color="000000"/>
-              <w:bottom w:val="single" w:sz="4" w:space="0" w:color="000000"/>
-              <w:right w:val="single" w:sz="4" w:space="0" w:color="000000"/>
-            </w:tcBorders>
-            <w:tcMar>
-              <w:top w:w="60" w:type="dxa"/>
-              <w:left w:w="80" w:type="dxa"/>
-              <w:bottom w:w="60" w:type="dxa"/>
-              <w:right w:w="80" w:type="dxa"/>
-            </w:tcMar>
-          </w:tcPr>
-          <w:p/>
-          <w:p/>
-          <w:p/>
-          <w:p/>
-        </w:tc>
-        <w:tc>
-          <w:tcPr>
-            <w:tcW w:w="1368" w:type="dxa"/>
-            <w:tcBorders>
-              <w:top w:val="single" w:sz="4" w:space="0" w:color="000000"/>
-              <w:left w:val="single" w:sz="4" w:space="0" w:color="000000"/>
-              <w:bottom w:val="single" w:sz="4" w:space="0" w:color="000000"/>
-              <w:right w:val="single" w:sz="4" w:space="0" w:color="000000"/>
-            </w:tcBorders>
-            <w:tcMar>
-              <w:top w:w="60" w:type="dxa"/>
-              <w:left w:w="80" w:type="dxa"/>
-              <w:bottom w:w="60" w:type="dxa"/>
-              <w:right w:w="80" w:type="dxa"/>
-            </w:tcMar>
-          </w:tcPr>
-          <w:p/>
-          <w:p/>
-          <w:p/>
-          <w:p/>
-        </w:tc>
-      </w:tr>
-      <w:tr>
-        <w:trPr>
-          <w:trHeight w:val="900"/>
-          <w:jc w:val="center"/>
-        </w:trPr>
-        <w:tc>
-          <w:tcPr>
-            <w:tcW w:w="677" w:type="dxa"/>
-            <w:tcBorders>
-              <w:top w:val="single" w:sz="4" w:space="0" w:color="000000"/>
-              <w:left w:val="single" w:sz="4" w:space="0" w:color="000000"/>
-              <w:bottom w:val="single" w:sz="4" w:space="0" w:color="000000"/>
-              <w:right w:val="single" w:sz="4" w:space="0" w:color="000000"/>
-            </w:tcBorders>
-            <w:tcMar>
-              <w:top w:w="60" w:type="dxa"/>
-              <w:left w:w="80" w:type="dxa"/>
-              <w:bottom w:w="60" w:type="dxa"/>
-              <w:right w:w="80" w:type="dxa"/>
-            </w:tcMar>
-          </w:tcPr>
-          <w:p>
-            <w:pPr>
-              <w:jc w:val="center"/>
-            </w:pPr>
-            <w:r>
-              <w:t xml:space="preserve">3</w:t>
-            </w:r>
-          </w:p>
-        </w:tc>
-        <w:tc>
-          <w:tcPr>
-            <w:tcW w:w="2305" w:type="dxa"/>
-            <w:tcBorders>
-              <w:top w:val="single" w:sz="4" w:space="0" w:color="000000"/>
-              <w:left w:val="single" w:sz="4" w:space="0" w:color="000000"/>
-              <w:bottom w:val="single" w:sz="4" w:space="0" w:color="000000"/>
-              <w:right w:val="single" w:sz="4" w:space="0" w:color="000000"/>
-            </w:tcBorders>
-            <w:tcMar>
-              <w:top w:w="60" w:type="dxa"/>
-              <w:left w:w="80" w:type="dxa"/>
-              <w:bottom w:w="60" w:type="dxa"/>
-              <w:right w:w="80" w:type="dxa"/>
-            </w:tcMar>
-          </w:tcPr>
-          <w:p>
-            <w:r>
-              <w:t xml:space="preserve">Nguyen Thanh Bao Huy</w:t>
-            </w:r>
-          </w:p>
-        </w:tc>
-        <w:tc>
-          <w:tcPr>
-            <w:tcW w:w="1989" w:type="dxa"/>
-            <w:tcBorders>
-              <w:top w:val="single" w:sz="4" w:space="0" w:color="000000"/>
-              <w:left w:val="single" w:sz="4" w:space="0" w:color="000000"/>
-              <w:bottom w:val="single" w:sz="4" w:space="0" w:color="000000"/>
-              <w:right w:val="single" w:sz="4" w:space="0" w:color="000000"/>
-            </w:tcBorders>
-            <w:tcMar>
-              <w:top w:w="60" w:type="dxa"/>
-              <w:left w:w="80" w:type="dxa"/>
-              <w:bottom w:w="60" w:type="dxa"/>
-              <w:right w:w="80" w:type="dxa"/>
-            </w:tcMar>
-          </w:tcPr>
-          <w:p>
-            <w:pPr>
-              <w:jc w:val="center"/>
-            </w:pPr>
-            <w:r>
-              <w:t xml:space="preserve">058206006986</w:t>
-            </w:r>
-          </w:p>
-        </w:tc>
-        <w:tc>
-          <w:tcPr>
-            <w:tcW w:w="4508" w:type="dxa"/>
-            <w:tcBorders>
-              <w:top w:val="single" w:sz="4" w:space="0" w:color="000000"/>
-              <w:left w:val="single" w:sz="4" w:space="0" w:color="000000"/>
-              <w:bottom w:val="single" w:sz="4" w:space="0" w:color="000000"/>
-              <w:right w:val="single" w:sz="4" w:space="0" w:color="000000"/>
-            </w:tcBorders>
-            <w:tcMar>
-              <w:top w:w="60" w:type="dxa"/>
-              <w:left w:w="80" w:type="dxa"/>
-              <w:bottom w:w="60" w:type="dxa"/>
-              <w:right w:w="80" w:type="dxa"/>
-            </w:tcMar>
-          </w:tcPr>
-          <w:p/>
-          <w:p/>
-          <w:p/>
-          <w:p/>
-        </w:tc>
-        <w:tc>
-          <w:tcPr>
-            <w:tcW w:w="1368" w:type="dxa"/>
-            <w:tcBorders>
-              <w:top w:val="single" w:sz="4" w:space="0" w:color="000000"/>
-              <w:left w:val="single" w:sz="4" w:space="0" w:color="000000"/>
-              <w:bottom w:val="single" w:sz="4" w:space="0" w:color="000000"/>
-              <w:right w:val="single" w:sz="4" w:space="0" w:color="000000"/>
-            </w:tcBorders>
-            <w:tcMar>
-              <w:top w:w="60" w:type="dxa"/>
-              <w:left w:w="80" w:type="dxa"/>
-              <w:bottom w:w="60" w:type="dxa"/>
-              <w:right w:w="80" w:type="dxa"/>
-            </w:tcMar>
-          </w:tcPr>
-          <w:p/>
-          <w:p/>
-          <w:p/>
-          <w:p/>
-        </w:tc>
-      </w:tr>
-      <w:tr>
-        <w:trPr>
-          <w:trHeight w:val="900"/>
-          <w:jc w:val="center"/>
-        </w:trPr>
-        <w:tc>
-          <w:tcPr>
-            <w:tcW w:w="677" w:type="dxa"/>
-            <w:tcBorders>
-              <w:top w:val="single" w:sz="4" w:space="0" w:color="000000"/>
-              <w:left w:val="single" w:sz="4" w:space="0" w:color="000000"/>
-              <w:bottom w:val="single" w:sz="4" w:space="0" w:color="000000"/>
-              <w:right w:val="single" w:sz="4" w:space="0" w:color="000000"/>
-            </w:tcBorders>
-            <w:tcMar>
-              <w:top w:w="60" w:type="dxa"/>
-              <w:left w:w="80" w:type="dxa"/>
-              <w:bottom w:w="60" w:type="dxa"/>
-              <w:right w:w="80" w:type="dxa"/>
-            </w:tcMar>
-          </w:tcPr>
-          <w:p>
-            <w:pPr>
-              <w:jc w:val="center"/>
-            </w:pPr>
-            <w:r>
-              <w:t xml:space="preserve">4</w:t>
-            </w:r>
-          </w:p>
-        </w:tc>
-        <w:tc>
-          <w:tcPr>
-            <w:tcW w:w="2305" w:type="dxa"/>
-            <w:tcBorders>
-              <w:top w:val="single" w:sz="4" w:space="0" w:color="000000"/>
-              <w:left w:val="single" w:sz="4" w:space="0" w:color="000000"/>
-              <w:bottom w:val="single" w:sz="4" w:space="0" w:color="000000"/>
-              <w:right w:val="single" w:sz="4" w:space="0" w:color="000000"/>
-            </w:tcBorders>
-            <w:tcMar>
-              <w:top w:w="60" w:type="dxa"/>
-              <w:left w:w="80" w:type="dxa"/>
-              <w:bottom w:w="60" w:type="dxa"/>
-              <w:right w:w="80" w:type="dxa"/>
-            </w:tcMar>
-          </w:tcPr>
-          <w:p>
-            <w:r>
-              <w:t xml:space="preserve">Ngo Thi My Uyen</w:t>
-            </w:r>
-          </w:p>
-        </w:tc>
-        <w:tc>
-          <w:tcPr>
-            <w:tcW w:w="1989" w:type="dxa"/>
-            <w:tcBorders>
-              <w:top w:val="single" w:sz="4" w:space="0" w:color="000000"/>
-              <w:left w:val="single" w:sz="4" w:space="0" w:color="000000"/>
-              <w:bottom w:val="single" w:sz="4" w:space="0" w:color="000000"/>
-              <w:right w:val="single" w:sz="4" w:space="0" w:color="000000"/>
-            </w:tcBorders>
-            <w:tcMar>
-              <w:top w:w="60" w:type="dxa"/>
-              <w:left w:w="80" w:type="dxa"/>
-              <w:bottom w:w="60" w:type="dxa"/>
-              <w:right w:w="80" w:type="dxa"/>
-            </w:tcMar>
-          </w:tcPr>
-          <w:p>
-            <w:pPr>
-              <w:jc w:val="center"/>
-            </w:pPr>
-            <w:r>
-              <w:t xml:space="preserve">075307007784</w:t>
-            </w:r>
-          </w:p>
-        </w:tc>
-        <w:tc>
-          <w:tcPr>
-            <w:tcW w:w="4508" w:type="dxa"/>
-            <w:tcBorders>
-              <w:top w:val="single" w:sz="4" w:space="0" w:color="000000"/>
-              <w:left w:val="single" w:sz="4" w:space="0" w:color="000000"/>
-              <w:bottom w:val="single" w:sz="4" w:space="0" w:color="000000"/>
-              <w:right w:val="single" w:sz="4" w:space="0" w:color="000000"/>
-            </w:tcBorders>
-            <w:tcMar>
-              <w:top w:w="60" w:type="dxa"/>
-              <w:left w:w="80" w:type="dxa"/>
-              <w:bottom w:w="60" w:type="dxa"/>
-              <w:right w:w="80" w:type="dxa"/>
-            </w:tcMar>
-          </w:tcPr>
-          <w:p/>
-          <w:p/>
-          <w:p/>
-          <w:p/>
-        </w:tc>
-        <w:tc>
-          <w:tcPr>
-            <w:tcW w:w="1368" w:type="dxa"/>
-            <w:tcBorders>
-              <w:top w:val="single" w:sz="4" w:space="0" w:color="000000"/>
-              <w:left w:val="single" w:sz="4" w:space="0" w:color="000000"/>
-              <w:bottom w:val="single" w:sz="4" w:space="0" w:color="000000"/>
-              <w:right w:val="single" w:sz="4" w:space="0" w:color="000000"/>
-            </w:tcBorders>
-            <w:tcMar>
-              <w:top w:w="60" w:type="dxa"/>
-              <w:left w:w="80" w:type="dxa"/>
-              <w:bottom w:w="60" w:type="dxa"/>
-              <w:right w:w="80" w:type="dxa"/>
-            </w:tcMar>
-          </w:tcPr>
-          <w:p/>
-          <w:p/>
-          <w:p/>
-          <w:p/>
-        </w:tc>
-      </w:tr>
-      <w:tr>
-        <w:trPr>
-          <w:trHeight w:val="900"/>
-          <w:jc w:val="center"/>
-        </w:trPr>
-        <w:tc>
-          <w:tcPr>
-            <w:tcW w:w="677" w:type="dxa"/>
-            <w:tcBorders>
-              <w:top w:val="single" w:sz="4" w:space="0" w:color="000000"/>
-              <w:left w:val="single" w:sz="4" w:space="0" w:color="000000"/>
-              <w:bottom w:val="single" w:sz="4" w:space="0" w:color="000000"/>
-              <w:right w:val="single" w:sz="4" w:space="0" w:color="000000"/>
-            </w:tcBorders>
-            <w:tcMar>
-              <w:top w:w="60" w:type="dxa"/>
-              <w:left w:w="80" w:type="dxa"/>
-              <w:bottom w:w="60" w:type="dxa"/>
-              <w:right w:w="80" w:type="dxa"/>
-            </w:tcMar>
-          </w:tcPr>
-          <w:p>
-            <w:pPr>
-              <w:jc w:val="center"/>
-            </w:pPr>
-            <w:r>
-              <w:t xml:space="preserve">5</w:t>
-            </w:r>
-          </w:p>
-        </w:tc>
-        <w:tc>
-          <w:tcPr>
-            <w:tcW w:w="2305" w:type="dxa"/>
-            <w:tcBorders>
-              <w:top w:val="single" w:sz="4" w:space="0" w:color="000000"/>
-              <w:left w:val="single" w:sz="4" w:space="0" w:color="000000"/>
-              <w:bottom w:val="single" w:sz="4" w:space="0" w:color="000000"/>
-              <w:right w:val="single" w:sz="4" w:space="0" w:color="000000"/>
-            </w:tcBorders>
-            <w:tcMar>
-              <w:top w:w="60" w:type="dxa"/>
-              <w:left w:w="80" w:type="dxa"/>
-              <w:bottom w:w="60" w:type="dxa"/>
-              <w:right w:w="80" w:type="dxa"/>
-            </w:tcMar>
-          </w:tcPr>
-          <w:p>
-            <w:r>
-              <w:t xml:space="preserve">Kim Ding Hoang</w:t>
-            </w:r>
-          </w:p>
-        </w:tc>
-        <w:tc>
-          <w:tcPr>
-            <w:tcW w:w="1989" w:type="dxa"/>
-            <w:tcBorders>
-              <w:top w:val="single" w:sz="4" w:space="0" w:color="000000"/>
-              <w:left w:val="single" w:sz="4" w:space="0" w:color="000000"/>
-              <w:bottom w:val="single" w:sz="4" w:space="0" w:color="000000"/>
-              <w:right w:val="single" w:sz="4" w:space="0" w:color="000000"/>
-            </w:tcBorders>
-            <w:tcMar>
-              <w:top w:w="60" w:type="dxa"/>
-              <w:left w:w="80" w:type="dxa"/>
-              <w:bottom w:w="60" w:type="dxa"/>
-              <w:right w:w="80" w:type="dxa"/>
-            </w:tcMar>
-          </w:tcPr>
-          <w:p>
-            <w:pPr>
-              <w:jc w:val="center"/>
-            </w:pPr>
-            <w:r>
-              <w:t xml:space="preserve">068207009020</w:t>
-            </w:r>
-          </w:p>
-        </w:tc>
-        <w:tc>
-          <w:tcPr>
-            <w:tcW w:w="4508" w:type="dxa"/>
-            <w:tcBorders>
-              <w:top w:val="single" w:sz="4" w:space="0" w:color="000000"/>
-              <w:left w:val="single" w:sz="4" w:space="0" w:color="000000"/>
-              <w:bottom w:val="single" w:sz="4" w:space="0" w:color="000000"/>
-              <w:right w:val="single" w:sz="4" w:space="0" w:color="000000"/>
-            </w:tcBorders>
-            <w:tcMar>
-              <w:top w:w="60" w:type="dxa"/>
-              <w:left w:w="80" w:type="dxa"/>
-              <w:bottom w:w="60" w:type="dxa"/>
-              <w:right w:w="80" w:type="dxa"/>
-            </w:tcMar>
-          </w:tcPr>
-          <w:p/>
-          <w:p/>
-          <w:p/>
-          <w:p/>
-        </w:tc>
-        <w:tc>
-          <w:tcPr>
-            <w:tcW w:w="1368" w:type="dxa"/>
-            <w:tcBorders>
-              <w:top w:val="single" w:sz="4" w:space="0" w:color="000000"/>
-              <w:left w:val="single" w:sz="4" w:space="0" w:color="000000"/>
-              <w:bottom w:val="single" w:sz="4" w:space="0" w:color="000000"/>
-              <w:right w:val="single" w:sz="4" w:space="0" w:color="000000"/>
-            </w:tcBorders>
-            <w:tcMar>
-              <w:top w:w="60" w:type="dxa"/>
-              <w:left w:w="80" w:type="dxa"/>
-              <w:bottom w:w="60" w:type="dxa"/>
-              <w:right w:w="80" w:type="dxa"/>
-            </w:tcMar>
-          </w:tcPr>
-          <w:p/>
-          <w:p/>
-          <w:p/>
-          <w:p/>
-        </w:tc>
-      </w:tr>
-    </w:tbl>
+    <w:p/>
+    <w:p>
+      <w:pPr>
+        <w:pStyle w:val="ListParagraph"/>
+        <w:numPr>
+          <w:ilvl w:val="0"/>
+          <w:numId w:val="2"/>
+        </w:numPr>
+      </w:pPr>
+      <w:r>
+        <w:t>link Google Drive</w:t>
+      </w:r>
+      <w:r>
+        <w:t xml:space="preserve">: </w:t>
+      </w:r>
+      <w:hyperlink r:id="rId5" w:history="1">
+        <w:r>
+          <w:rPr>
+            <w:rStyle w:val="Hyperlink"/>
+          </w:rPr>
+          <w:t>https://docs.google.com/document/d/1paudAsCpxc75hR7-kAoaJSIbdnPkWuuyk2WbQ1lm3vU/edit?usp=sharing</w:t>
+        </w:r>
+      </w:hyperlink>
+    </w:p>
+    <w:p>
+      <w:pPr>
+        <w:pStyle w:val="ListParagraph"/>
+        <w:numPr>
+          <w:ilvl w:val="0"/>
+          <w:numId w:val="3"/>
+        </w:numPr>
+      </w:pPr>
+      <w:r>
+        <w:t>Nhóm em dùng chung 1 file docx để có thể trình bày các tài liệu, giải thích, báo cáo phần mình làm.</w:t>
+      </w:r>
+    </w:p>
+    <w:p>
+      <w:pPr>
+        <w:pStyle w:val="ListParagraph"/>
+        <w:numPr>
+          <w:ilvl w:val="0"/>
+          <w:numId w:val="3"/>
+        </w:numPr>
+      </w:pPr>
+      <w:r>
+        <w:t>Có 1 số thẻ nhóm đã xóa để có thể chừa khoảng trống cho các phần khác nên cô có thể xem lại các phiên bản bên trong phần lịch sử chỉnh sửa:</w:t>
+      </w:r>
+    </w:p>
+    <w:p>
+      <w:pPr>
+        <w:pStyle w:val="ListParagraph"/>
+        <w:ind w:left="1080"/>
+        <w:rPr>
+          <w:noProof/>
+        </w:rPr>
+      </w:pPr>
+      <w:r>
+        <w:drawing>
+          <wp:inline distT="0" distB="0" distL="0" distR="0" wp14:anchorId="735F5645" wp14:editId="27FD7CD9">
+            <wp:extent cx="1652142" cy="3769234"/>
+            <wp:effectExtent l="0" t="0" r="5715" b="3175"/>
+            <wp:docPr id="1558733190" name="Picture 1"/>
+            <wp:cNvGraphicFramePr>
+              <a:graphicFrameLocks xmlns:a="http://schemas.openxmlformats.org/drawingml/2006/main" noChangeAspect="1"/>
+            </wp:cNvGraphicFramePr>
+            <a:graphic xmlns:a="http://schemas.openxmlformats.org/drawingml/2006/main">
+              <a:graphicData uri="http://schemas.openxmlformats.org/drawingml/2006/picture">
+                <pic:pic xmlns:pic="http://schemas.openxmlformats.org/drawingml/2006/picture">
+                  <pic:nvPicPr>
+                    <pic:cNvPr id="1558733190" name=""/>
+                    <pic:cNvPicPr/>
+                  </pic:nvPicPr>
+                  <pic:blipFill>
+                    <a:blip r:embed="rId6"/>
+                    <a:stretch>
+                      <a:fillRect/>
+                    </a:stretch>
+                  </pic:blipFill>
+                  <pic:spPr>
+                    <a:xfrm>
+                      <a:off x="0" y="0"/>
+                      <a:ext cx="1670375" cy="3810830"/>
+                    </a:xfrm>
+                    <a:prstGeom prst="rect">
+                      <a:avLst/>
+                    </a:prstGeom>
+                  </pic:spPr>
+                </pic:pic>
+              </a:graphicData>
+            </a:graphic>
+          </wp:inline>
+        </w:drawing>
+      </w:r>
+      <w:r>
+        <w:rPr>
+          <w:noProof/>
+        </w:rPr>
+        <w:t xml:space="preserve"> </w:t>
+      </w:r>
+      <w:r>
+        <w:drawing>
+          <wp:inline distT="0" distB="0" distL="0" distR="0" wp14:anchorId="2727BFB6" wp14:editId="4178DAFE">
+            <wp:extent cx="1295807" cy="3779027"/>
+            <wp:effectExtent l="0" t="0" r="0" b="0"/>
+            <wp:docPr id="1558037552" name="Picture 1"/>
+            <wp:cNvGraphicFramePr>
+              <a:graphicFrameLocks xmlns:a="http://schemas.openxmlformats.org/drawingml/2006/main" noChangeAspect="1"/>
+            </wp:cNvGraphicFramePr>
+            <a:graphic xmlns:a="http://schemas.openxmlformats.org/drawingml/2006/main">
+              <a:graphicData uri="http://schemas.openxmlformats.org/drawingml/2006/picture">
+                <pic:pic xmlns:pic="http://schemas.openxmlformats.org/drawingml/2006/picture">
+                  <pic:nvPicPr>
+                    <pic:cNvPr id="1558037552" name=""/>
+                    <pic:cNvPicPr/>
+                  </pic:nvPicPr>
+                  <pic:blipFill rotWithShape="1">
+                    <a:blip r:embed="rId7"/>
+                    <a:srcRect r="30604"/>
+                    <a:stretch>
+                      <a:fillRect/>
+                    </a:stretch>
+                  </pic:blipFill>
+                  <pic:spPr bwMode="auto">
+                    <a:xfrm>
+                      <a:off x="0" y="0"/>
+                      <a:ext cx="1311697" cy="3825368"/>
+                    </a:xfrm>
+                    <a:prstGeom prst="rect">
+                      <a:avLst/>
+                    </a:prstGeom>
+                    <a:ln>
+                      <a:noFill/>
+                    </a:ln>
+                    <a:extLst>
+                      <a:ext uri="{53640926-AAD7-44D8-BBD7-CCE9431645EC}">
+                        <a14:shadowObscured xmlns:a14="http://schemas.microsoft.com/office/drawing/2010/main"/>
+                      </a:ext>
+                    </a:extLst>
+                  </pic:spPr>
+                </pic:pic>
+              </a:graphicData>
+            </a:graphic>
+          </wp:inline>
+        </w:drawing>
+      </w:r>
+      <w:r>
+        <w:rPr>
+          <w:noProof/>
+        </w:rPr>
+        <w:t xml:space="preserve"> </w:t>
+      </w:r>
+      <w:r>
+        <w:rPr>
+          <w:noProof/>
+        </w:rPr>
+        <w:drawing>
+          <wp:inline distT="0" distB="0" distL="0" distR="0" wp14:anchorId="1DFA5212" wp14:editId="1DDB83BD">
+            <wp:extent cx="1746256" cy="3797578"/>
+            <wp:effectExtent l="0" t="0" r="6350" b="0"/>
+            <wp:docPr id="1743302732" name="Picture 1"/>
+            <wp:cNvGraphicFramePr>
+              <a:graphicFrameLocks xmlns:a="http://schemas.openxmlformats.org/drawingml/2006/main" noChangeAspect="1"/>
+            </wp:cNvGraphicFramePr>
+            <a:graphic xmlns:a="http://schemas.openxmlformats.org/drawingml/2006/main">
+              <a:graphicData uri="http://schemas.openxmlformats.org/drawingml/2006/picture">
+                <pic:pic xmlns:pic="http://schemas.openxmlformats.org/drawingml/2006/picture">
+                  <pic:nvPicPr>
+                    <pic:cNvPr id="1743302732" name=""/>
+                    <pic:cNvPicPr/>
+                  </pic:nvPicPr>
+                  <pic:blipFill>
+                    <a:blip r:embed="rId8"/>
+                    <a:stretch>
+                      <a:fillRect/>
+                    </a:stretch>
+                  </pic:blipFill>
+                  <pic:spPr>
+                    <a:xfrm>
+                      <a:off x="0" y="0"/>
+                      <a:ext cx="1803334" cy="3921705"/>
+                    </a:xfrm>
+                    <a:prstGeom prst="rect">
+                      <a:avLst/>
+                    </a:prstGeom>
+                  </pic:spPr>
+                </pic:pic>
+              </a:graphicData>
+            </a:graphic>
+          </wp:inline>
+        </w:drawing>
+      </w:r>
+      <w:r>
+        <w:rPr>
+          <w:noProof/>
+        </w:rPr>
+        <w:t xml:space="preserve"> </w:t>
+      </w:r>
+    </w:p>
+    <w:p>
+      <w:pPr>
+        <w:pStyle w:val="ListParagraph"/>
+        <w:ind w:left="1080"/>
+        <w:rPr>
+          <w:noProof/>
+        </w:rPr>
+      </w:pPr>
+      <w:r>
+        <w:rPr>
+          <w:noProof/>
+        </w:rPr>
+        <w:lastRenderedPageBreak/>
+        <w:drawing>
+          <wp:inline distT="0" distB="0" distL="0" distR="0" wp14:anchorId="63263FF6" wp14:editId="5072AC31">
+            <wp:extent cx="1803400" cy="5416857"/>
+            <wp:effectExtent l="0" t="0" r="6350" b="0"/>
+            <wp:docPr id="155730456" name="Picture 1"/>
+            <wp:cNvGraphicFramePr>
+              <a:graphicFrameLocks xmlns:a="http://schemas.openxmlformats.org/drawingml/2006/main" noChangeAspect="1"/>
+            </wp:cNvGraphicFramePr>
+            <a:graphic xmlns:a="http://schemas.openxmlformats.org/drawingml/2006/main">
+              <a:graphicData uri="http://schemas.openxmlformats.org/drawingml/2006/picture">
+                <pic:pic xmlns:pic="http://schemas.openxmlformats.org/drawingml/2006/picture">
+                  <pic:nvPicPr>
+                    <pic:cNvPr id="155730456" name=""/>
+                    <pic:cNvPicPr/>
+                  </pic:nvPicPr>
+                  <pic:blipFill rotWithShape="1">
+                    <a:blip r:embed="rId9"/>
+                    <a:srcRect r="22495"/>
+                    <a:stretch>
+                      <a:fillRect/>
+                    </a:stretch>
+                  </pic:blipFill>
+                  <pic:spPr bwMode="auto">
+                    <a:xfrm>
+                      <a:off x="0" y="0"/>
+                      <a:ext cx="1818546" cy="5462352"/>
+                    </a:xfrm>
+                    <a:prstGeom prst="rect">
+                      <a:avLst/>
+                    </a:prstGeom>
+                    <a:ln>
+                      <a:noFill/>
+                    </a:ln>
+                    <a:extLst>
+                      <a:ext uri="{53640926-AAD7-44D8-BBD7-CCE9431645EC}">
+                        <a14:shadowObscured xmlns:a14="http://schemas.microsoft.com/office/drawing/2010/main"/>
+                      </a:ext>
+                    </a:extLst>
+                  </pic:spPr>
+                </pic:pic>
+              </a:graphicData>
+            </a:graphic>
+          </wp:inline>
+        </w:drawing>
+      </w:r>
+      <w:r>
+        <w:rPr>
+          <w:noProof/>
+        </w:rPr>
+        <w:t xml:space="preserve"> </w:t>
+      </w:r>
+      <w:r>
+        <w:rPr>
+          <w:noProof/>
+        </w:rPr>
+        <w:drawing>
+          <wp:inline distT="0" distB="0" distL="0" distR="0" wp14:anchorId="0C4CA3F8" wp14:editId="239E51A3">
+            <wp:extent cx="1602297" cy="5254744"/>
+            <wp:effectExtent l="0" t="0" r="0" b="3175"/>
+            <wp:docPr id="1238266831" name="Picture 1"/>
+            <wp:cNvGraphicFramePr>
+              <a:graphicFrameLocks xmlns:a="http://schemas.openxmlformats.org/drawingml/2006/main" noChangeAspect="1"/>
+            </wp:cNvGraphicFramePr>
+            <a:graphic xmlns:a="http://schemas.openxmlformats.org/drawingml/2006/main">
+              <a:graphicData uri="http://schemas.openxmlformats.org/drawingml/2006/picture">
+                <pic:pic xmlns:pic="http://schemas.openxmlformats.org/drawingml/2006/picture">
+                  <pic:nvPicPr>
+                    <pic:cNvPr id="1238266831" name=""/>
+                    <pic:cNvPicPr/>
+                  </pic:nvPicPr>
+                  <pic:blipFill rotWithShape="1">
+                    <a:blip r:embed="rId10"/>
+                    <a:srcRect r="25742"/>
+                    <a:stretch>
+                      <a:fillRect/>
+                    </a:stretch>
+                  </pic:blipFill>
+                  <pic:spPr bwMode="auto">
+                    <a:xfrm>
+                      <a:off x="0" y="0"/>
+                      <a:ext cx="1603973" cy="5260241"/>
+                    </a:xfrm>
+                    <a:prstGeom prst="rect">
+                      <a:avLst/>
+                    </a:prstGeom>
+                    <a:ln>
+                      <a:noFill/>
+                    </a:ln>
+                    <a:extLst>
+                      <a:ext uri="{53640926-AAD7-44D8-BBD7-CCE9431645EC}">
+                        <a14:shadowObscured xmlns:a14="http://schemas.microsoft.com/office/drawing/2010/main"/>
+                      </a:ext>
+                    </a:extLst>
+                  </pic:spPr>
+                </pic:pic>
+              </a:graphicData>
+            </a:graphic>
+          </wp:inline>
+        </w:drawing>
+      </w:r>
+      <w:r>
+        <w:rPr>
+          <w:noProof/>
+        </w:rPr>
+        <w:t xml:space="preserve"> </w:t>
+      </w:r>
+      <w:r>
+        <w:rPr>
+          <w:noProof/>
+        </w:rPr>
+        <w:drawing>
+          <wp:inline distT="0" distB="0" distL="0" distR="0" wp14:anchorId="1A30A546" wp14:editId="0C79762F">
+            <wp:extent cx="1568742" cy="5079870"/>
+            <wp:effectExtent l="0" t="0" r="0" b="6985"/>
+            <wp:docPr id="1355993603" name="Picture 1"/>
+            <wp:cNvGraphicFramePr>
+              <a:graphicFrameLocks xmlns:a="http://schemas.openxmlformats.org/drawingml/2006/main" noChangeAspect="1"/>
+            </wp:cNvGraphicFramePr>
+            <a:graphic xmlns:a="http://schemas.openxmlformats.org/drawingml/2006/main">
+              <a:graphicData uri="http://schemas.openxmlformats.org/drawingml/2006/picture">
+                <pic:pic xmlns:pic="http://schemas.openxmlformats.org/drawingml/2006/picture">
+                  <pic:nvPicPr>
+                    <pic:cNvPr id="1355993603" name=""/>
+                    <pic:cNvPicPr/>
+                  </pic:nvPicPr>
+                  <pic:blipFill rotWithShape="1">
+                    <a:blip r:embed="rId11"/>
+                    <a:srcRect r="22980"/>
+                    <a:stretch>
+                      <a:fillRect/>
+                    </a:stretch>
+                  </pic:blipFill>
+                  <pic:spPr bwMode="auto">
+                    <a:xfrm>
+                      <a:off x="0" y="0"/>
+                      <a:ext cx="1574483" cy="5098461"/>
+                    </a:xfrm>
+                    <a:prstGeom prst="rect">
+                      <a:avLst/>
+                    </a:prstGeom>
+                    <a:ln>
+                      <a:noFill/>
+                    </a:ln>
+                    <a:extLst>
+                      <a:ext uri="{53640926-AAD7-44D8-BBD7-CCE9431645EC}">
+                        <a14:shadowObscured xmlns:a14="http://schemas.microsoft.com/office/drawing/2010/main"/>
+                      </a:ext>
+                    </a:extLst>
+                  </pic:spPr>
+                </pic:pic>
+              </a:graphicData>
+            </a:graphic>
+          </wp:inline>
+        </w:drawing>
+      </w:r>
+      <w:r>
+        <w:rPr>
+          <w:noProof/>
+        </w:rPr>
+        <w:t xml:space="preserve"> </w:t>
+      </w:r>
+      <w:r>
+        <w:rPr>
+          <w:noProof/>
+        </w:rPr>
+        <w:drawing>
+          <wp:inline distT="0" distB="0" distL="0" distR="0" wp14:anchorId="44DF427F" wp14:editId="006CB571">
+            <wp:extent cx="1803554" cy="2382473"/>
+            <wp:effectExtent l="0" t="0" r="6350" b="0"/>
+            <wp:docPr id="818414117" name="Picture 1"/>
+            <wp:cNvGraphicFramePr>
+              <a:graphicFrameLocks xmlns:a="http://schemas.openxmlformats.org/drawingml/2006/main" noChangeAspect="1"/>
+            </wp:cNvGraphicFramePr>
+            <a:graphic xmlns:a="http://schemas.openxmlformats.org/drawingml/2006/main">
+              <a:graphicData uri="http://schemas.openxmlformats.org/drawingml/2006/picture">
+                <pic:pic xmlns:pic="http://schemas.openxmlformats.org/drawingml/2006/picture">
+                  <pic:nvPicPr>
+                    <pic:cNvPr id="818414117" name=""/>
+                    <pic:cNvPicPr/>
+                  </pic:nvPicPr>
+                  <pic:blipFill>
+                    <a:blip r:embed="rId12"/>
+                    <a:stretch>
+                      <a:fillRect/>
+                    </a:stretch>
+                  </pic:blipFill>
+                  <pic:spPr>
+                    <a:xfrm>
+                      <a:off x="0" y="0"/>
+                      <a:ext cx="1814477" cy="2396902"/>
+                    </a:xfrm>
+                    <a:prstGeom prst="rect">
+                      <a:avLst/>
+                    </a:prstGeom>
+                  </pic:spPr>
+                </pic:pic>
+              </a:graphicData>
+            </a:graphic>
+          </wp:inline>
+        </w:drawing>
+      </w:r>
+    </w:p>
+    <w:p>
+      <w:pPr>
+        <w:pStyle w:val="ListParagraph"/>
+        <w:numPr>
+          <w:ilvl w:val="0"/>
+          <w:numId w:val="2"/>
+        </w:numPr>
+      </w:pPr>
+      <w:r>
+        <w:t xml:space="preserve">Link </w:t>
+      </w:r>
+      <w:r>
+        <w:t>GitHub</w:t>
+      </w:r>
+      <w:r>
+        <w:t xml:space="preserve">: </w:t>
+      </w:r>
+      <w:hyperlink r:id="rId13" w:history="1">
+        <w:r>
+          <w:rPr>
+            <w:rStyle w:val="Hyperlink"/>
+          </w:rPr>
+          <w:t>https://github.com/HiKem43/Phone-Book-Management-System.git</w:t>
+        </w:r>
+      </w:hyperlink>
+    </w:p>
+    <w:p>
+      <w:pPr>
+        <w:pStyle w:val="ListParagraph"/>
+        <w:numPr>
+          <w:ilvl w:val="0"/>
+          <w:numId w:val="3"/>
+        </w:numPr>
+      </w:pPr>
+      <w:r>
+        <w:t>Trong này thì đã có các file đặt tả các mô hình như data flow, use case, …</w:t>
+      </w:r>
+    </w:p>
+    <w:p>
+      <w:pPr>
+        <w:pStyle w:val="ListParagraph"/>
+        <w:numPr>
+          <w:ilvl w:val="0"/>
+          <w:numId w:val="2"/>
+        </w:numPr>
+      </w:pPr>
+      <w:r>
+        <w:lastRenderedPageBreak/>
+        <w:t>Họp nhóm và trao đổi:</w:t>
+      </w:r>
+    </w:p>
+    <w:p>
+      <w:pPr>
+        <w:pStyle w:val="ListParagraph"/>
+        <w:numPr>
+          <w:ilvl w:val="0"/>
+          <w:numId w:val="3"/>
+        </w:numPr>
+      </w:pPr>
+      <w:r>
+        <w:t>Nhóm họp trên discord nhưng dis thì ko lưu lịch sử nên nhóm em chỉ đưa lên hình ảnh gần đây nhất:</w:t>
+      </w:r>
+    </w:p>
+    <w:p>
+      <w:pPr>
+        <w:pStyle w:val="ListParagraph"/>
+        <w:ind w:left="1080"/>
+      </w:pPr>
+      <w:r>
+        <w:drawing>
+          <wp:inline distT="0" distB="0" distL="0" distR="0" wp14:anchorId="538F68F0" wp14:editId="0CF1C396">
+            <wp:extent cx="5943600" cy="3342005"/>
+            <wp:effectExtent l="0" t="0" r="0" b="0"/>
+            <wp:docPr id="577732501" name="Picture 1"/>
+            <wp:cNvGraphicFramePr>
+              <a:graphicFrameLocks xmlns:a="http://schemas.openxmlformats.org/drawingml/2006/main" noChangeAspect="1"/>
+            </wp:cNvGraphicFramePr>
+            <a:graphic xmlns:a="http://schemas.openxmlformats.org/drawingml/2006/main">
+              <a:graphicData uri="http://schemas.openxmlformats.org/drawingml/2006/picture">
+                <pic:pic xmlns:pic="http://schemas.openxmlformats.org/drawingml/2006/picture">
+                  <pic:nvPicPr>
+                    <pic:cNvPr id="577732501" name=""/>
+                    <pic:cNvPicPr/>
+                  </pic:nvPicPr>
+                  <pic:blipFill>
+                    <a:blip r:embed="rId14"/>
+                    <a:stretch>
+                      <a:fillRect/>
+                    </a:stretch>
+                  </pic:blipFill>
+                  <pic:spPr>
+                    <a:xfrm>
+                      <a:off x="0" y="0"/>
+                      <a:ext cx="5943600" cy="3342005"/>
+                    </a:xfrm>
+                    <a:prstGeom prst="rect">
+                      <a:avLst/>
+                    </a:prstGeom>
+                  </pic:spPr>
+                </pic:pic>
+              </a:graphicData>
+            </a:graphic>
+          </wp:inline>
+        </w:drawing>
+      </w:r>
+    </w:p>
+    <w:p>
+      <w:pPr>
+        <w:pStyle w:val="ListParagraph"/>
+        <w:ind w:left="1080"/>
+      </w:pPr>
+    </w:p>
+    <w:p>
+      <w:pPr>
+        <w:pStyle w:val="ListParagraph"/>
+        <w:ind w:left="720"/>
+      </w:pPr>
+    </w:p>
+    <w:p>
+      <w:pPr>
+        <w:pStyle w:val="ListParagraph"/>
+        <w:ind w:left="1080"/>
+      </w:pPr>
+    </w:p>
     <w:sectPr>
       <w:pgSz w:w="12240" w:h="15840"/>
       <w:pgMar w:top="1440" w:right="1440" w:bottom="1440" w:left="1440" w:header="708" w:footer="708" w:gutter="0"/>
@@ -3154,11 +2896,219 @@
       </w:pPr>
     </w:lvl>
   </w:abstractNum>
+  <w:abstractNum w:abstractNumId="1" w15:restartNumberingAfterBreak="0">
+    <w:nsid w:val="2E58306D"/>
+    <w:multiLevelType w:val="hybridMultilevel"/>
+    <w:tmpl w:val="319CA126"/>
+    <w:lvl w:ilvl="0" w:tplc="7DE083B4">
+      <w:start w:val="1"/>
+      <w:numFmt w:val="bullet"/>
+      <w:lvlText w:val="-"/>
+      <w:lvlJc w:val="left"/>
+      <w:pPr>
+        <w:ind w:left="1080" w:hanging="360"/>
+      </w:pPr>
+      <w:rPr>
+        <w:rFonts w:ascii="Times New Roman" w:eastAsia="Times New Roman" w:hAnsi="Times New Roman" w:cs="Times New Roman" w:hint="default"/>
+      </w:rPr>
+    </w:lvl>
+    <w:lvl w:ilvl="1" w:tplc="04090003" w:tentative="1">
+      <w:start w:val="1"/>
+      <w:numFmt w:val="bullet"/>
+      <w:lvlText w:val="o"/>
+      <w:lvlJc w:val="left"/>
+      <w:pPr>
+        <w:ind w:left="1800" w:hanging="360"/>
+      </w:pPr>
+      <w:rPr>
+        <w:rFonts w:ascii="Courier New" w:hAnsi="Courier New" w:cs="Courier New" w:hint="default"/>
+      </w:rPr>
+    </w:lvl>
+    <w:lvl w:ilvl="2" w:tplc="04090005" w:tentative="1">
+      <w:start w:val="1"/>
+      <w:numFmt w:val="bullet"/>
+      <w:lvlText w:val=""/>
+      <w:lvlJc w:val="left"/>
+      <w:pPr>
+        <w:ind w:left="2520" w:hanging="360"/>
+      </w:pPr>
+      <w:rPr>
+        <w:rFonts w:ascii="Wingdings" w:hAnsi="Wingdings" w:hint="default"/>
+      </w:rPr>
+    </w:lvl>
+    <w:lvl w:ilvl="3" w:tplc="04090001" w:tentative="1">
+      <w:start w:val="1"/>
+      <w:numFmt w:val="bullet"/>
+      <w:lvlText w:val=""/>
+      <w:lvlJc w:val="left"/>
+      <w:pPr>
+        <w:ind w:left="3240" w:hanging="360"/>
+      </w:pPr>
+      <w:rPr>
+        <w:rFonts w:ascii="Symbol" w:hAnsi="Symbol" w:hint="default"/>
+      </w:rPr>
+    </w:lvl>
+    <w:lvl w:ilvl="4" w:tplc="04090003" w:tentative="1">
+      <w:start w:val="1"/>
+      <w:numFmt w:val="bullet"/>
+      <w:lvlText w:val="o"/>
+      <w:lvlJc w:val="left"/>
+      <w:pPr>
+        <w:ind w:left="3960" w:hanging="360"/>
+      </w:pPr>
+      <w:rPr>
+        <w:rFonts w:ascii="Courier New" w:hAnsi="Courier New" w:cs="Courier New" w:hint="default"/>
+      </w:rPr>
+    </w:lvl>
+    <w:lvl w:ilvl="5" w:tplc="04090005" w:tentative="1">
+      <w:start w:val="1"/>
+      <w:numFmt w:val="bullet"/>
+      <w:lvlText w:val=""/>
+      <w:lvlJc w:val="left"/>
+      <w:pPr>
+        <w:ind w:left="4680" w:hanging="360"/>
+      </w:pPr>
+      <w:rPr>
+        <w:rFonts w:ascii="Wingdings" w:hAnsi="Wingdings" w:hint="default"/>
+      </w:rPr>
+    </w:lvl>
+    <w:lvl w:ilvl="6" w:tplc="04090001" w:tentative="1">
+      <w:start w:val="1"/>
+      <w:numFmt w:val="bullet"/>
+      <w:lvlText w:val=""/>
+      <w:lvlJc w:val="left"/>
+      <w:pPr>
+        <w:ind w:left="5400" w:hanging="360"/>
+      </w:pPr>
+      <w:rPr>
+        <w:rFonts w:ascii="Symbol" w:hAnsi="Symbol" w:hint="default"/>
+      </w:rPr>
+    </w:lvl>
+    <w:lvl w:ilvl="7" w:tplc="04090003" w:tentative="1">
+      <w:start w:val="1"/>
+      <w:numFmt w:val="bullet"/>
+      <w:lvlText w:val="o"/>
+      <w:lvlJc w:val="left"/>
+      <w:pPr>
+        <w:ind w:left="6120" w:hanging="360"/>
+      </w:pPr>
+      <w:rPr>
+        <w:rFonts w:ascii="Courier New" w:hAnsi="Courier New" w:cs="Courier New" w:hint="default"/>
+      </w:rPr>
+    </w:lvl>
+    <w:lvl w:ilvl="8" w:tplc="04090005" w:tentative="1">
+      <w:start w:val="1"/>
+      <w:numFmt w:val="bullet"/>
+      <w:lvlText w:val=""/>
+      <w:lvlJc w:val="left"/>
+      <w:pPr>
+        <w:ind w:left="6840" w:hanging="360"/>
+      </w:pPr>
+      <w:rPr>
+        <w:rFonts w:ascii="Wingdings" w:hAnsi="Wingdings" w:hint="default"/>
+      </w:rPr>
+    </w:lvl>
+  </w:abstractNum>
+  <w:abstractNum w:abstractNumId="2" w15:restartNumberingAfterBreak="0">
+    <w:nsid w:val="5A9668A0"/>
+    <w:multiLevelType w:val="hybridMultilevel"/>
+    <w:tmpl w:val="3AAEA302"/>
+    <w:lvl w:ilvl="0" w:tplc="0409000F">
+      <w:start w:val="1"/>
+      <w:numFmt w:val="decimal"/>
+      <w:lvlText w:val="%1."/>
+      <w:lvlJc w:val="left"/>
+      <w:pPr>
+        <w:ind w:left="720" w:hanging="360"/>
+      </w:pPr>
+      <w:rPr>
+        <w:rFonts w:hint="default"/>
+      </w:rPr>
+    </w:lvl>
+    <w:lvl w:ilvl="1" w:tplc="04090019" w:tentative="1">
+      <w:start w:val="1"/>
+      <w:numFmt w:val="lowerLetter"/>
+      <w:lvlText w:val="%2."/>
+      <w:lvlJc w:val="left"/>
+      <w:pPr>
+        <w:ind w:left="1440" w:hanging="360"/>
+      </w:pPr>
+    </w:lvl>
+    <w:lvl w:ilvl="2" w:tplc="0409001B" w:tentative="1">
+      <w:start w:val="1"/>
+      <w:numFmt w:val="lowerRoman"/>
+      <w:lvlText w:val="%3."/>
+      <w:lvlJc w:val="right"/>
+      <w:pPr>
+        <w:ind w:left="2160" w:hanging="180"/>
+      </w:pPr>
+    </w:lvl>
+    <w:lvl w:ilvl="3" w:tplc="0409000F" w:tentative="1">
+      <w:start w:val="1"/>
+      <w:numFmt w:val="decimal"/>
+      <w:lvlText w:val="%4."/>
+      <w:lvlJc w:val="left"/>
+      <w:pPr>
+        <w:ind w:left="2880" w:hanging="360"/>
+      </w:pPr>
+    </w:lvl>
+    <w:lvl w:ilvl="4" w:tplc="04090019" w:tentative="1">
+      <w:start w:val="1"/>
+      <w:numFmt w:val="lowerLetter"/>
+      <w:lvlText w:val="%5."/>
+      <w:lvlJc w:val="left"/>
+      <w:pPr>
+        <w:ind w:left="3600" w:hanging="360"/>
+      </w:pPr>
+    </w:lvl>
+    <w:lvl w:ilvl="5" w:tplc="0409001B" w:tentative="1">
+      <w:start w:val="1"/>
+      <w:numFmt w:val="lowerRoman"/>
+      <w:lvlText w:val="%6."/>
+      <w:lvlJc w:val="right"/>
+      <w:pPr>
+        <w:ind w:left="4320" w:hanging="180"/>
+      </w:pPr>
+    </w:lvl>
+    <w:lvl w:ilvl="6" w:tplc="0409000F" w:tentative="1">
+      <w:start w:val="1"/>
+      <w:numFmt w:val="decimal"/>
+      <w:lvlText w:val="%7."/>
+      <w:lvlJc w:val="left"/>
+      <w:pPr>
+        <w:ind w:left="5040" w:hanging="360"/>
+      </w:pPr>
+    </w:lvl>
+    <w:lvl w:ilvl="7" w:tplc="04090019" w:tentative="1">
+      <w:start w:val="1"/>
+      <w:numFmt w:val="lowerLetter"/>
+      <w:lvlText w:val="%8."/>
+      <w:lvlJc w:val="left"/>
+      <w:pPr>
+        <w:ind w:left="5760" w:hanging="360"/>
+      </w:pPr>
+    </w:lvl>
+    <w:lvl w:ilvl="8" w:tplc="0409001B" w:tentative="1">
+      <w:start w:val="1"/>
+      <w:numFmt w:val="lowerRoman"/>
+      <w:lvlText w:val="%9."/>
+      <w:lvlJc w:val="right"/>
+      <w:pPr>
+        <w:ind w:left="6480" w:hanging="180"/>
+      </w:pPr>
+    </w:lvl>
+  </w:abstractNum>
   <w:num w:numId="1" w16cid:durableId="728841671">
     <w:abstractNumId w:val="0"/>
     <w:lvlOverride w:ilvl="0">
       <w:startOverride w:val="1"/>
     </w:lvlOverride>
+  </w:num>
+  <w:num w:numId="2" w16cid:durableId="1437754241">
+    <w:abstractNumId w:val="2"/>
+  </w:num>
+  <w:num w:numId="3" w16cid:durableId="507135635">
+    <w:abstractNumId w:val="1"/>
   </w:num>
 </w:numbering>
 </file>
@@ -3761,6 +3711,18 @@
       <w:color w:val="666666"/>
     </w:rPr>
   </w:style>
+  <w:style w:type="character" w:styleId="UnresolvedMention">
+    <w:name w:val="Unresolved Mention"/>
+    <w:basedOn w:val="DefaultParagraphFont"/>
+    <w:uiPriority w:val="99"/>
+    <w:semiHidden/>
+    <w:unhideWhenUsed/>
+    <w:rsid w:val="00FF28D7"/>
+    <w:rPr>
+      <w:color w:val="605E5C"/>
+      <w:shd w:val="clear" w:color="auto" w:fill="E1DFDD"/>
+    </w:rPr>
+  </w:style>
 </w:styles>
 </file>
 

--- a/JOB_ROSTER.docx
+++ b/JOB_ROSTER.docx
@@ -1,6 +1,6 @@
 
 <file path=word/document.xml><?xml version="1.0" encoding="utf-8"?>
-<w:document xmlns:wpc="http://schemas.microsoft.com/office/word/2010/wordprocessingCanvas" xmlns:cx="http://schemas.microsoft.com/office/drawing/2014/chartex" xmlns:cx1="http://schemas.microsoft.com/office/drawing/2015/9/8/chartex" xmlns:cx2="http://schemas.microsoft.com/office/drawing/2015/10/21/chartex" xmlns:cx3="http://schemas.microsoft.com/office/drawing/2016/5/9/chartex" xmlns:cx4="http://schemas.microsoft.com/office/drawing/2016/5/10/chartex" xmlns:cx5="http://schemas.microsoft.com/office/drawing/2016/5/11/chartex" xmlns:cx6="http://schemas.microsoft.com/office/drawing/2016/5/12/chartex" xmlns:cx7="http://schemas.microsoft.com/office/drawing/2016/5/13/chartex" xmlns:cx8="http://schemas.microsoft.com/office/drawing/2016/5/14/chartex" xmlns:mc="http://schemas.openxmlformats.org/markup-compatibility/2006" xmlns:aink="http://schemas.microsoft.com/office/drawing/2016/ink" xmlns:am3d="http://schemas.microsoft.com/office/drawing/2017/model3d" xmlns:o="urn:schemas-microsoft-com:office:office" xmlns:oel="http://schemas.microsoft.com/office/2019/extlst" xmlns:r="http://schemas.openxmlformats.org/officeDocument/2006/relationships" xmlns:m="http://schemas.openxmlformats.org/officeDocument/2006/math" xmlns:v="urn:schemas-microsoft-com:vml" xmlns:wp14="http://schemas.microsoft.com/office/word/2010/wordprocessingDrawing" xmlns:wp="http://schemas.openxmlformats.org/drawingml/2006/wordprocessingDrawing" xmlns:w10="urn:schemas-microsoft-com:office:word" xmlns:w="http://schemas.openxmlformats.org/wordprocessingml/2006/main" xmlns:w14="http://schemas.microsoft.com/office/word/2010/wordml" xmlns:w15="http://schemas.microsoft.com/office/word/2012/wordml" xmlns:w16cex="http://schemas.microsoft.com/office/word/2018/wordml/cex" xmlns:w16cid="http://schemas.microsoft.com/office/word/2016/wordml/cid" xmlns:w16="http://schemas.microsoft.com/office/word/2018/wordml" xmlns:w16du="http://schemas.microsoft.com/office/word/2023/wordml/word16du" xmlns:w16sdtdh="http://schemas.microsoft.com/office/word/2020/wordml/sdtdatahash" xmlns:w16sdtfl="http://schemas.microsoft.com/office/word/2024/wordml/sdtformatlock" xmlns:w16se="http://schemas.microsoft.com/office/word/2015/wordml/symex" xmlns:wpg="http://schemas.microsoft.com/office/word/2010/wordprocessingGroup" xmlns:wpi="http://schemas.microsoft.com/office/word/2010/wordprocessingInk" xmlns:wne="http://schemas.microsoft.com/office/word/2006/wordml" xmlns:wps="http://schemas.microsoft.com/office/word/2010/wordprocessingShape" mc:Ignorable="w14 w15 w16se w16cid w16 w16cex w16sdtdh w16sdtfl w16du wp14">
+<w:document xmlns:wpc="http://schemas.microsoft.com/office/word/2010/wordprocessingCanvas" xmlns:mc="http://schemas.openxmlformats.org/markup-compatibility/2006" xmlns:o="urn:schemas-microsoft-com:office:office" xmlns:r="http://schemas.openxmlformats.org/officeDocument/2006/relationships" xmlns:m="http://schemas.openxmlformats.org/officeDocument/2006/math" xmlns:v="urn:schemas-microsoft-com:vml" xmlns:wp14="http://schemas.microsoft.com/office/word/2010/wordprocessingDrawing" xmlns:wp="http://schemas.openxmlformats.org/drawingml/2006/wordprocessingDrawing" xmlns:w10="urn:schemas-microsoft-com:office:word" xmlns:w="http://schemas.openxmlformats.org/wordprocessingml/2006/main" xmlns:w14="http://schemas.microsoft.com/office/word/2010/wordml" xmlns:w15="http://schemas.microsoft.com/office/word/2012/wordml" xmlns:w16se="http://schemas.microsoft.com/office/word/2015/wordml/symex" xmlns:w16cid="http://schemas.microsoft.com/office/word/2016/wordml/cid" xmlns:w16="http://schemas.microsoft.com/office/word/2018/wordml" xmlns:w16cex="http://schemas.microsoft.com/office/word/2018/wordml/cex" xmlns:w16sdtdh="http://schemas.microsoft.com/office/word/2020/wordml/sdtdatahash" xmlns:wne="http://schemas.microsoft.com/office/word/2006/wordml" xmlns:wpg="http://schemas.microsoft.com/office/word/2010/wordprocessingGroup" xmlns:wps="http://schemas.microsoft.com/office/word/2010/wordprocessingShape" mc:Ignorable="w14 w15 w16se w16cid w16 w16cex w16sdtdh wp14">
   <w:body>
     <w:p>
       <w:pPr>
@@ -10,8 +10,12 @@
       </w:pPr>
       <w:r>
         <w:rPr>
+          <w:rFonts w:ascii="Times New Roman" w:hAnsi="Times New Roman" w:eastAsia="Times New Roman" w:cs="Times New Roman"/>
           <w:b/>
           <w:bCs/>
+          <w:color w:val="2E74B5"/>
+          <w:sz w:val="32"/>
+          <w:szCs w:val="32"/>
         </w:rPr>
         <w:t>JOB ROSTER</w:t>
       </w:r>
@@ -23,6 +27,7 @@
       </w:pPr>
       <w:r>
         <w:rPr>
+          <w:rFonts w:ascii="Times New Roman" w:hAnsi="Times New Roman" w:eastAsia="Times New Roman" w:cs="Times New Roman"/>
           <w:b/>
           <w:bCs/>
         </w:rPr>
@@ -46,7 +51,7 @@
           <w:left w:w="10" w:type="dxa"/>
           <w:right w:w="10" w:type="dxa"/>
         </w:tblCellMar>
-        <w:tblLook w:val="07E0" w:firstRow="1" w:lastRow="1" w:firstColumn="1" w:lastColumn="1" w:noHBand="1" w:noVBand="1"/>
+        <w:tblLook w:firstRow="1" w:lastRow="1" w:firstColumn="1" w:lastColumn="1" w:noHBand="1" w:noVBand="1"/>
       </w:tblPr>
       <w:tblGrid>
         <w:gridCol w:w="677"/>
@@ -57,8 +62,8 @@
       </w:tblGrid>
       <w:tr>
         <w:trPr>
+          <w:tblHeader/>
           <w:trHeight w:val="264"/>
-          <w:tblHeader/>
           <w:jc w:val="center"/>
         </w:trPr>
         <w:tc>
@@ -70,7 +75,7 @@
               <w:bottom w:val="single" w:sz="4" w:space="0" w:color="000000"/>
               <w:right w:val="single" w:sz="4" w:space="0" w:color="000000"/>
             </w:tcBorders>
-            <w:shd w:val="clear" w:color="auto" w:fill="4472C4"/>
+            <w:shd w:val="clear" w:fill="4472C4"/>
             <w:tcMar>
               <w:left w:w="10" w:type="dxa"/>
               <w:right w:w="10" w:type="dxa"/>
@@ -83,6 +88,7 @@
             </w:pPr>
             <w:r>
               <w:rPr>
+                <w:rFonts w:ascii="Times New Roman" w:hAnsi="Times New Roman" w:eastAsia="Times New Roman" w:cs="Times New Roman"/>
                 <w:b/>
                 <w:bCs/>
                 <w:color w:val="FFFFFF"/>
@@ -100,7 +106,7 @@
               <w:bottom w:val="single" w:sz="4" w:space="0" w:color="000000"/>
               <w:right w:val="single" w:sz="4" w:space="0" w:color="000000"/>
             </w:tcBorders>
-            <w:shd w:val="clear" w:color="auto" w:fill="4472C4"/>
+            <w:shd w:val="clear" w:fill="4472C4"/>
             <w:tcMar>
               <w:left w:w="10" w:type="dxa"/>
               <w:right w:w="10" w:type="dxa"/>
@@ -113,6 +119,7 @@
             </w:pPr>
             <w:r>
               <w:rPr>
+                <w:rFonts w:ascii="Times New Roman" w:hAnsi="Times New Roman" w:eastAsia="Times New Roman" w:cs="Times New Roman"/>
                 <w:b/>
                 <w:bCs/>
                 <w:color w:val="FFFFFF"/>
@@ -130,7 +137,7 @@
               <w:bottom w:val="single" w:sz="4" w:space="0" w:color="000000"/>
               <w:right w:val="single" w:sz="4" w:space="0" w:color="000000"/>
             </w:tcBorders>
-            <w:shd w:val="clear" w:color="auto" w:fill="4472C4"/>
+            <w:shd w:val="clear" w:fill="4472C4"/>
             <w:tcMar>
               <w:left w:w="10" w:type="dxa"/>
               <w:right w:w="10" w:type="dxa"/>
@@ -143,6 +150,7 @@
             </w:pPr>
             <w:r>
               <w:rPr>
+                <w:rFonts w:ascii="Times New Roman" w:hAnsi="Times New Roman" w:eastAsia="Times New Roman" w:cs="Times New Roman"/>
                 <w:b/>
                 <w:bCs/>
                 <w:color w:val="FFFFFF"/>
@@ -160,7 +168,7 @@
               <w:bottom w:val="single" w:sz="4" w:space="0" w:color="000000"/>
               <w:right w:val="single" w:sz="4" w:space="0" w:color="000000"/>
             </w:tcBorders>
-            <w:shd w:val="clear" w:color="auto" w:fill="4472C4"/>
+            <w:shd w:val="clear" w:fill="4472C4"/>
             <w:tcMar>
               <w:left w:w="10" w:type="dxa"/>
               <w:right w:w="10" w:type="dxa"/>
@@ -173,6 +181,7 @@
             </w:pPr>
             <w:r>
               <w:rPr>
+                <w:rFonts w:ascii="Times New Roman" w:hAnsi="Times New Roman" w:eastAsia="Times New Roman" w:cs="Times New Roman"/>
                 <w:b/>
                 <w:bCs/>
                 <w:color w:val="FFFFFF"/>
@@ -190,7 +199,7 @@
               <w:bottom w:val="single" w:sz="4" w:space="0" w:color="000000"/>
               <w:right w:val="single" w:sz="4" w:space="0" w:color="000000"/>
             </w:tcBorders>
-            <w:shd w:val="clear" w:color="auto" w:fill="4472C4"/>
+            <w:shd w:val="clear" w:fill="4472C4"/>
             <w:tcMar>
               <w:left w:w="10" w:type="dxa"/>
               <w:right w:w="10" w:type="dxa"/>
@@ -203,6 +212,7 @@
             </w:pPr>
             <w:r>
               <w:rPr>
+                <w:rFonts w:ascii="Times New Roman" w:hAnsi="Times New Roman" w:eastAsia="Times New Roman" w:cs="Times New Roman"/>
                 <w:b/>
                 <w:bCs/>
                 <w:color w:val="FFFFFF"/>
@@ -237,6 +247,9 @@
               <w:jc w:val="center"/>
             </w:pPr>
             <w:r>
+              <w:rPr>
+                <w:rFonts w:ascii="Times New Roman" w:hAnsi="Times New Roman" w:eastAsia="Times New Roman" w:cs="Times New Roman"/>
+              </w:rPr>
               <w:t>1</w:t>
             </w:r>
           </w:p>
@@ -258,6 +271,9 @@
           </w:tcPr>
           <w:p>
             <w:r>
+              <w:rPr>
+                <w:rFonts w:ascii="Times New Roman" w:hAnsi="Times New Roman" w:eastAsia="Times New Roman" w:cs="Times New Roman"/>
+              </w:rPr>
               <w:t>Nguyen Thi Thuy Linh (Team Leader)</w:t>
             </w:r>
           </w:p>
@@ -282,6 +298,9 @@
               <w:jc w:val="center"/>
             </w:pPr>
             <w:r>
+              <w:rPr>
+                <w:rFonts w:ascii="Times New Roman" w:hAnsi="Times New Roman" w:eastAsia="Times New Roman" w:cs="Times New Roman"/>
+              </w:rPr>
               <w:t>051307007285</w:t>
             </w:r>
           </w:p>
@@ -303,6 +322,9 @@
           </w:tcPr>
           <w:p>
             <w:r>
+              <w:rPr>
+                <w:rFonts w:ascii="Times New Roman" w:hAnsi="Times New Roman" w:eastAsia="Times New Roman" w:cs="Times New Roman"/>
+              </w:rPr>
               <w:t>Data Model</w:t>
             </w:r>
           </w:p>
@@ -327,6 +349,9 @@
               <w:jc w:val="center"/>
             </w:pPr>
             <w:r>
+              <w:rPr>
+                <w:rFonts w:ascii="Times New Roman" w:hAnsi="Times New Roman" w:eastAsia="Times New Roman" w:cs="Times New Roman"/>
+              </w:rPr>
               <w:t>100%</w:t>
             </w:r>
           </w:p>
@@ -357,6 +382,9 @@
               <w:jc w:val="center"/>
             </w:pPr>
             <w:r>
+              <w:rPr>
+                <w:rFonts w:ascii="Times New Roman" w:hAnsi="Times New Roman" w:eastAsia="Times New Roman" w:cs="Times New Roman"/>
+              </w:rPr>
               <w:t>2</w:t>
             </w:r>
           </w:p>
@@ -378,6 +406,9 @@
           </w:tcPr>
           <w:p>
             <w:r>
+              <w:rPr>
+                <w:rFonts w:ascii="Times New Roman" w:hAnsi="Times New Roman" w:eastAsia="Times New Roman" w:cs="Times New Roman"/>
+              </w:rPr>
               <w:t>Quach Phu Sang</w:t>
             </w:r>
           </w:p>
@@ -402,6 +433,9 @@
               <w:jc w:val="center"/>
             </w:pPr>
             <w:r>
+              <w:rPr>
+                <w:rFonts w:ascii="Times New Roman" w:hAnsi="Times New Roman" w:eastAsia="Times New Roman" w:cs="Times New Roman"/>
+              </w:rPr>
               <w:t>067207005497</w:t>
             </w:r>
           </w:p>
@@ -423,6 +457,9 @@
           </w:tcPr>
           <w:p>
             <w:r>
+              <w:rPr>
+                <w:rFonts w:ascii="Times New Roman" w:hAnsi="Times New Roman" w:eastAsia="Times New Roman" w:cs="Times New Roman"/>
+              </w:rPr>
               <w:t>Data Flow Diagram (DFD)</w:t>
             </w:r>
           </w:p>
@@ -447,6 +484,9 @@
               <w:jc w:val="center"/>
             </w:pPr>
             <w:r>
+              <w:rPr>
+                <w:rFonts w:ascii="Times New Roman" w:hAnsi="Times New Roman" w:eastAsia="Times New Roman" w:cs="Times New Roman"/>
+              </w:rPr>
               <w:t>100%</w:t>
             </w:r>
           </w:p>
@@ -477,6 +517,9 @@
               <w:jc w:val="center"/>
             </w:pPr>
             <w:r>
+              <w:rPr>
+                <w:rFonts w:ascii="Times New Roman" w:hAnsi="Times New Roman" w:eastAsia="Times New Roman" w:cs="Times New Roman"/>
+              </w:rPr>
               <w:t>3</w:t>
             </w:r>
           </w:p>
@@ -498,6 +541,9 @@
           </w:tcPr>
           <w:p>
             <w:r>
+              <w:rPr>
+                <w:rFonts w:ascii="Times New Roman" w:hAnsi="Times New Roman" w:eastAsia="Times New Roman" w:cs="Times New Roman"/>
+              </w:rPr>
               <w:t>Nguyen Thanh Bao Huy</w:t>
             </w:r>
           </w:p>
@@ -523,6 +569,7 @@
             </w:pPr>
             <w:r>
               <w:rPr>
+                <w:rFonts w:ascii="Times New Roman" w:hAnsi="Times New Roman" w:eastAsia="Times New Roman" w:cs="Times New Roman"/>
                 <w:sz w:val="23"/>
                 <w:szCs w:val="23"/>
               </w:rPr>
@@ -547,6 +594,9 @@
           </w:tcPr>
           <w:p>
             <w:r>
+              <w:rPr>
+                <w:rFonts w:ascii="Times New Roman" w:hAnsi="Times New Roman" w:eastAsia="Times New Roman" w:cs="Times New Roman"/>
+              </w:rPr>
               <w:t>Use Case Diagram</w:t>
             </w:r>
           </w:p>
@@ -571,6 +621,9 @@
               <w:jc w:val="center"/>
             </w:pPr>
             <w:r>
+              <w:rPr>
+                <w:rFonts w:ascii="Times New Roman" w:hAnsi="Times New Roman" w:eastAsia="Times New Roman" w:cs="Times New Roman"/>
+              </w:rPr>
               <w:t>100%</w:t>
             </w:r>
           </w:p>
@@ -601,6 +654,9 @@
               <w:jc w:val="center"/>
             </w:pPr>
             <w:r>
+              <w:rPr>
+                <w:rFonts w:ascii="Times New Roman" w:hAnsi="Times New Roman" w:eastAsia="Times New Roman" w:cs="Times New Roman"/>
+              </w:rPr>
               <w:t>4</w:t>
             </w:r>
           </w:p>
@@ -622,6 +678,9 @@
           </w:tcPr>
           <w:p>
             <w:r>
+              <w:rPr>
+                <w:rFonts w:ascii="Times New Roman" w:hAnsi="Times New Roman" w:eastAsia="Times New Roman" w:cs="Times New Roman"/>
+              </w:rPr>
               <w:t>Ngo Thi My Uyen</w:t>
             </w:r>
           </w:p>
@@ -647,6 +706,7 @@
             </w:pPr>
             <w:r>
               <w:rPr>
+                <w:rFonts w:ascii="Times New Roman" w:hAnsi="Times New Roman" w:eastAsia="Times New Roman" w:cs="Times New Roman"/>
                 <w:sz w:val="23"/>
                 <w:szCs w:val="23"/>
               </w:rPr>
@@ -671,6 +731,9 @@
           </w:tcPr>
           <w:p>
             <w:r>
+              <w:rPr>
+                <w:rFonts w:ascii="Times New Roman" w:hAnsi="Times New Roman" w:eastAsia="Times New Roman" w:cs="Times New Roman"/>
+              </w:rPr>
               <w:t>Class Diagram</w:t>
             </w:r>
           </w:p>
@@ -695,6 +758,9 @@
               <w:jc w:val="center"/>
             </w:pPr>
             <w:r>
+              <w:rPr>
+                <w:rFonts w:ascii="Times New Roman" w:hAnsi="Times New Roman" w:eastAsia="Times New Roman" w:cs="Times New Roman"/>
+              </w:rPr>
               <w:t>100%</w:t>
             </w:r>
           </w:p>
@@ -725,6 +791,9 @@
               <w:jc w:val="center"/>
             </w:pPr>
             <w:r>
+              <w:rPr>
+                <w:rFonts w:ascii="Times New Roman" w:hAnsi="Times New Roman" w:eastAsia="Times New Roman" w:cs="Times New Roman"/>
+              </w:rPr>
               <w:t>5</w:t>
             </w:r>
           </w:p>
@@ -746,6 +815,9 @@
           </w:tcPr>
           <w:p>
             <w:r>
+              <w:rPr>
+                <w:rFonts w:ascii="Times New Roman" w:hAnsi="Times New Roman" w:eastAsia="Times New Roman" w:cs="Times New Roman"/>
+              </w:rPr>
               <w:t>Kim Ding Hoang</w:t>
             </w:r>
           </w:p>
@@ -771,6 +843,7 @@
             </w:pPr>
             <w:r>
               <w:rPr>
+                <w:rFonts w:ascii="Times New Roman" w:hAnsi="Times New Roman" w:eastAsia="Times New Roman" w:cs="Times New Roman"/>
                 <w:sz w:val="23"/>
                 <w:szCs w:val="23"/>
               </w:rPr>
@@ -795,6 +868,9 @@
           </w:tcPr>
           <w:p>
             <w:r>
+              <w:rPr>
+                <w:rFonts w:ascii="Times New Roman" w:hAnsi="Times New Roman" w:eastAsia="Times New Roman" w:cs="Times New Roman"/>
+              </w:rPr>
               <w:t>Interface Design Description</w:t>
             </w:r>
           </w:p>
@@ -819,6 +895,9 @@
               <w:jc w:val="center"/>
             </w:pPr>
             <w:r>
+              <w:rPr>
+                <w:rFonts w:ascii="Times New Roman" w:hAnsi="Times New Roman" w:eastAsia="Times New Roman" w:cs="Times New Roman"/>
+              </w:rPr>
               <w:t>100%</w:t>
             </w:r>
           </w:p>
@@ -833,12 +912,16 @@
     <w:p>
       <w:r>
         <w:rPr>
+          <w:rFonts w:ascii="Times New Roman" w:hAnsi="Times New Roman" w:eastAsia="Times New Roman" w:cs="Times New Roman"/>
           <w:b/>
           <w:bCs/>
         </w:rPr>
         <w:t xml:space="preserve">Note: </w:t>
       </w:r>
       <w:r>
+        <w:rPr>
+          <w:rFonts w:ascii="Times New Roman" w:hAnsi="Times New Roman" w:eastAsia="Times New Roman" w:cs="Times New Roman"/>
+        </w:rPr>
         <w:t>Functional Requirements and Non-Functional Requirements are discussed and implemented jointly by the whole team, not separately for an individual.</w:t>
       </w:r>
     </w:p>
@@ -850,17 +933,21 @@
       </w:pPr>
       <w:r>
         <w:rPr>
+          <w:rFonts w:ascii="Times New Roman" w:hAnsi="Times New Roman" w:eastAsia="Times New Roman" w:cs="Times New Roman"/>
           <w:b/>
           <w:bCs/>
           <w:color w:val="0B769F" w:themeColor="accent4" w:themeShade="BF"/>
           <w:sz w:val="32"/>
           <w:szCs w:val="32"/>
         </w:rPr>
-        <w:t>STAGE 3 – IMPLEMENTATION ASSIGNMENT</w:t>
+        <w:t>IMPLEMENTATION ASSIGNMENT</w:t>
       </w:r>
     </w:p>
     <w:p>
       <w:r>
+        <w:rPr>
+          <w:rFonts w:ascii="Times New Roman" w:hAnsi="Times New Roman" w:eastAsia="Times New Roman" w:cs="Times New Roman"/>
+        </w:rPr>
         <w:t xml:space="preserve"> </w:t>
       </w:r>
     </w:p>
@@ -871,6 +958,7 @@
       </w:pPr>
       <w:r>
         <w:rPr>
+          <w:rFonts w:ascii="Times New Roman" w:hAnsi="Times New Roman" w:eastAsia="Times New Roman" w:cs="Times New Roman"/>
           <w:b/>
           <w:bCs/>
         </w:rPr>
@@ -884,6 +972,7 @@
       </w:pPr>
       <w:r>
         <w:rPr>
+          <w:rFonts w:ascii="Times New Roman" w:hAnsi="Times New Roman" w:eastAsia="Times New Roman" w:cs="Times New Roman"/>
           <w:i/>
           <w:iCs/>
         </w:rPr>
@@ -903,7 +992,13 @@
           <w:insideV w:val="single" w:sz="8" w:space="0" w:color="auto"/>
         </w:tblBorders>
         <w:tblLayout w:type="fixed"/>
-        <w:tblLook w:val="04A0" w:firstRow="1" w:lastRow="0" w:firstColumn="1" w:lastColumn="0" w:noHBand="0" w:noVBand="1"/>
+        <w:tblCellMar>
+          <w:top w:w="0" w:type="dxa"/>
+          <w:left w:w="108" w:type="dxa"/>
+          <w:bottom w:w="0" w:type="dxa"/>
+          <w:right w:w="108" w:type="dxa"/>
+        </w:tblCellMar>
+        <w:tblLook w:firstRow="1" w:firstColumn="1" w:noVBand="1"/>
       </w:tblPr>
       <w:tblGrid>
         <w:gridCol w:w="720"/>
@@ -922,7 +1017,7 @@
               <w:bottom w:val="single" w:sz="8" w:space="0" w:color="auto"/>
               <w:right w:val="single" w:sz="8" w:space="0" w:color="auto"/>
             </w:tcBorders>
-            <w:shd w:val="clear" w:color="auto" w:fill="4472C4"/>
+            <w:shd w:val="clear" w:fill="4472C4"/>
             <w:tcMar>
               <w:left w:w="10" w:type="dxa"/>
               <w:right w:w="10" w:type="dxa"/>
@@ -937,6 +1032,7 @@
             </w:pPr>
             <w:r>
               <w:rPr>
+                <w:rFonts w:ascii="Times New Roman" w:hAnsi="Times New Roman" w:eastAsia="Times New Roman" w:cs="Times New Roman"/>
                 <w:b/>
                 <w:bCs/>
                 <w:color w:val="FFFFFF" w:themeColor="background1"/>
@@ -950,10 +1046,11 @@
             <w:tcW w:w="2160" w:type="dxa"/>
             <w:tcBorders>
               <w:top w:val="single" w:sz="8" w:space="0" w:color="auto"/>
+              <w:left w:val="single" w:sz="8" w:space="0" w:color="auto"/>
               <w:bottom w:val="single" w:sz="8" w:space="0" w:color="auto"/>
               <w:right w:val="single" w:sz="8" w:space="0" w:color="auto"/>
             </w:tcBorders>
-            <w:shd w:val="clear" w:color="auto" w:fill="4472C4"/>
+            <w:shd w:val="clear" w:fill="4472C4"/>
             <w:tcMar>
               <w:left w:w="10" w:type="dxa"/>
               <w:right w:w="10" w:type="dxa"/>
@@ -968,6 +1065,7 @@
             </w:pPr>
             <w:r>
               <w:rPr>
+                <w:rFonts w:ascii="Times New Roman" w:hAnsi="Times New Roman" w:eastAsia="Times New Roman" w:cs="Times New Roman"/>
                 <w:b/>
                 <w:bCs/>
                 <w:color w:val="FFFFFF" w:themeColor="background1"/>
@@ -981,10 +1079,11 @@
             <w:tcW w:w="1530" w:type="dxa"/>
             <w:tcBorders>
               <w:top w:val="single" w:sz="8" w:space="0" w:color="auto"/>
+              <w:left w:val="single" w:sz="8" w:space="0" w:color="auto"/>
               <w:bottom w:val="single" w:sz="8" w:space="0" w:color="auto"/>
               <w:right w:val="single" w:sz="8" w:space="0" w:color="auto"/>
             </w:tcBorders>
-            <w:shd w:val="clear" w:color="auto" w:fill="4472C4"/>
+            <w:shd w:val="clear" w:fill="4472C4"/>
             <w:tcMar>
               <w:left w:w="10" w:type="dxa"/>
               <w:right w:w="10" w:type="dxa"/>
@@ -999,6 +1098,7 @@
             </w:pPr>
             <w:r>
               <w:rPr>
+                <w:rFonts w:ascii="Times New Roman" w:hAnsi="Times New Roman" w:eastAsia="Times New Roman" w:cs="Times New Roman"/>
                 <w:b/>
                 <w:bCs/>
                 <w:color w:val="FFFFFF" w:themeColor="background1"/>
@@ -1012,10 +1112,11 @@
             <w:tcW w:w="1710" w:type="dxa"/>
             <w:tcBorders>
               <w:top w:val="single" w:sz="8" w:space="0" w:color="auto"/>
+              <w:left w:val="single" w:sz="8" w:space="0" w:color="auto"/>
               <w:bottom w:val="single" w:sz="8" w:space="0" w:color="auto"/>
               <w:right w:val="single" w:sz="8" w:space="0" w:color="auto"/>
             </w:tcBorders>
-            <w:shd w:val="clear" w:color="auto" w:fill="4472C4"/>
+            <w:shd w:val="clear" w:fill="4472C4"/>
             <w:tcMar>
               <w:left w:w="10" w:type="dxa"/>
               <w:right w:w="10" w:type="dxa"/>
@@ -1030,6 +1131,7 @@
             </w:pPr>
             <w:r>
               <w:rPr>
+                <w:rFonts w:ascii="Times New Roman" w:hAnsi="Times New Roman" w:eastAsia="Times New Roman" w:cs="Times New Roman"/>
                 <w:b/>
                 <w:bCs/>
                 <w:color w:val="FFFFFF" w:themeColor="background1"/>
@@ -1043,10 +1145,11 @@
             <w:tcW w:w="4770" w:type="dxa"/>
             <w:tcBorders>
               <w:top w:val="single" w:sz="8" w:space="0" w:color="auto"/>
+              <w:left w:val="single" w:sz="8" w:space="0" w:color="auto"/>
               <w:bottom w:val="single" w:sz="8" w:space="0" w:color="auto"/>
               <w:right w:val="single" w:sz="8" w:space="0" w:color="auto"/>
             </w:tcBorders>
-            <w:shd w:val="clear" w:color="auto" w:fill="4472C4"/>
+            <w:shd w:val="clear" w:fill="4472C4"/>
             <w:tcMar>
               <w:left w:w="10" w:type="dxa"/>
               <w:right w:w="10" w:type="dxa"/>
@@ -1061,6 +1164,7 @@
             </w:pPr>
             <w:r>
               <w:rPr>
+                <w:rFonts w:ascii="Times New Roman" w:hAnsi="Times New Roman" w:eastAsia="Times New Roman" w:cs="Times New Roman"/>
                 <w:b/>
                 <w:bCs/>
                 <w:color w:val="FFFFFF" w:themeColor="background1"/>
@@ -1078,6 +1182,7 @@
           <w:tcPr>
             <w:tcW w:w="720" w:type="dxa"/>
             <w:tcBorders>
+              <w:top w:val="single" w:sz="8" w:space="0" w:color="auto"/>
               <w:left w:val="single" w:sz="8" w:space="0" w:color="auto"/>
               <w:bottom w:val="single" w:sz="8" w:space="0" w:color="auto"/>
               <w:right w:val="single" w:sz="8" w:space="0" w:color="auto"/>
@@ -1092,6 +1197,9 @@
               <w:jc w:val="center"/>
             </w:pPr>
             <w:r>
+              <w:rPr>
+                <w:rFonts w:ascii="Times New Roman" w:hAnsi="Times New Roman" w:eastAsia="Times New Roman" w:cs="Times New Roman"/>
+              </w:rPr>
               <w:t>1</w:t>
             </w:r>
           </w:p>
@@ -1100,6 +1208,8 @@
           <w:tcPr>
             <w:tcW w:w="2160" w:type="dxa"/>
             <w:tcBorders>
+              <w:top w:val="single" w:sz="8" w:space="0" w:color="auto"/>
+              <w:left w:val="single" w:sz="8" w:space="0" w:color="auto"/>
               <w:bottom w:val="single" w:sz="8" w:space="0" w:color="auto"/>
               <w:right w:val="single" w:sz="8" w:space="0" w:color="auto"/>
             </w:tcBorders>
@@ -1110,6 +1220,9 @@
           </w:tcPr>
           <w:p>
             <w:r>
+              <w:rPr>
+                <w:rFonts w:ascii="Times New Roman" w:hAnsi="Times New Roman" w:eastAsia="Times New Roman" w:cs="Times New Roman"/>
+              </w:rPr>
               <w:t>Nguyen Thi Thuy Linh (Team Leader)</w:t>
             </w:r>
           </w:p>
@@ -1118,6 +1231,8 @@
           <w:tcPr>
             <w:tcW w:w="1530" w:type="dxa"/>
             <w:tcBorders>
+              <w:top w:val="single" w:sz="8" w:space="0" w:color="auto"/>
+              <w:left w:val="single" w:sz="8" w:space="0" w:color="auto"/>
               <w:bottom w:val="single" w:sz="8" w:space="0" w:color="auto"/>
               <w:right w:val="single" w:sz="8" w:space="0" w:color="auto"/>
             </w:tcBorders>
@@ -1131,6 +1246,9 @@
               <w:jc w:val="center"/>
             </w:pPr>
             <w:r>
+              <w:rPr>
+                <w:rFonts w:ascii="Times New Roman" w:hAnsi="Times New Roman" w:eastAsia="Times New Roman" w:cs="Times New Roman"/>
+              </w:rPr>
               <w:t>051307007285</w:t>
             </w:r>
           </w:p>
@@ -1139,6 +1257,8 @@
           <w:tcPr>
             <w:tcW w:w="1710" w:type="dxa"/>
             <w:tcBorders>
+              <w:top w:val="single" w:sz="8" w:space="0" w:color="auto"/>
+              <w:left w:val="single" w:sz="8" w:space="0" w:color="auto"/>
               <w:bottom w:val="single" w:sz="8" w:space="0" w:color="auto"/>
               <w:right w:val="single" w:sz="8" w:space="0" w:color="auto"/>
             </w:tcBorders>
@@ -1150,6 +1270,7 @@
           <w:p>
             <w:r>
               <w:rPr>
+                <w:rFonts w:ascii="Times New Roman" w:hAnsi="Times New Roman" w:eastAsia="Times New Roman" w:cs="Times New Roman"/>
                 <w:b/>
                 <w:bCs/>
               </w:rPr>
@@ -1161,6 +1282,8 @@
           <w:tcPr>
             <w:tcW w:w="4770" w:type="dxa"/>
             <w:tcBorders>
+              <w:top w:val="single" w:sz="8" w:space="0" w:color="auto"/>
+              <w:left w:val="single" w:sz="8" w:space="0" w:color="auto"/>
               <w:bottom w:val="single" w:sz="8" w:space="0" w:color="auto"/>
               <w:right w:val="single" w:sz="8" w:space="0" w:color="auto"/>
             </w:tcBorders>
@@ -1171,6 +1294,9 @@
           </w:tcPr>
           <w:p>
             <w:r>
+              <w:rPr>
+                <w:rFonts w:ascii="Times New Roman" w:hAnsi="Times New Roman" w:eastAsia="Times New Roman" w:cs="Times New Roman"/>
+              </w:rPr>
               <w:t>Thiết kế, khởi tạo cơ sở dữ liệu MySQL theo Data Model đã duyệt; xây dựng module kết nối (DB Connector) và các hàm CRUD dùng chung cho toàn hệ thống.</w:t>
             </w:r>
           </w:p>
@@ -1184,6 +1310,7 @@
           <w:tcPr>
             <w:tcW w:w="720" w:type="dxa"/>
             <w:tcBorders>
+              <w:top w:val="single" w:sz="8" w:space="0" w:color="auto"/>
               <w:left w:val="single" w:sz="8" w:space="0" w:color="auto"/>
               <w:bottom w:val="single" w:sz="8" w:space="0" w:color="auto"/>
               <w:right w:val="single" w:sz="8" w:space="0" w:color="auto"/>
@@ -1198,6 +1325,9 @@
               <w:jc w:val="center"/>
             </w:pPr>
             <w:r>
+              <w:rPr>
+                <w:rFonts w:ascii="Times New Roman" w:hAnsi="Times New Roman" w:eastAsia="Times New Roman" w:cs="Times New Roman"/>
+              </w:rPr>
               <w:t>2</w:t>
             </w:r>
           </w:p>
@@ -1206,6 +1336,8 @@
           <w:tcPr>
             <w:tcW w:w="2160" w:type="dxa"/>
             <w:tcBorders>
+              <w:top w:val="single" w:sz="8" w:space="0" w:color="auto"/>
+              <w:left w:val="single" w:sz="8" w:space="0" w:color="auto"/>
               <w:bottom w:val="single" w:sz="8" w:space="0" w:color="auto"/>
               <w:right w:val="single" w:sz="8" w:space="0" w:color="auto"/>
             </w:tcBorders>
@@ -1216,6 +1348,9 @@
           </w:tcPr>
           <w:p>
             <w:r>
+              <w:rPr>
+                <w:rFonts w:ascii="Times New Roman" w:hAnsi="Times New Roman" w:eastAsia="Times New Roman" w:cs="Times New Roman"/>
+              </w:rPr>
               <w:t>Quach Phu Sang</w:t>
             </w:r>
           </w:p>
@@ -1224,6 +1359,8 @@
           <w:tcPr>
             <w:tcW w:w="1530" w:type="dxa"/>
             <w:tcBorders>
+              <w:top w:val="single" w:sz="8" w:space="0" w:color="auto"/>
+              <w:left w:val="single" w:sz="8" w:space="0" w:color="auto"/>
               <w:bottom w:val="single" w:sz="8" w:space="0" w:color="auto"/>
               <w:right w:val="single" w:sz="8" w:space="0" w:color="auto"/>
             </w:tcBorders>
@@ -1237,6 +1374,9 @@
               <w:jc w:val="center"/>
             </w:pPr>
             <w:r>
+              <w:rPr>
+                <w:rFonts w:ascii="Times New Roman" w:hAnsi="Times New Roman" w:eastAsia="Times New Roman" w:cs="Times New Roman"/>
+              </w:rPr>
               <w:t>067207005497</w:t>
             </w:r>
           </w:p>
@@ -1245,6 +1385,8 @@
           <w:tcPr>
             <w:tcW w:w="1710" w:type="dxa"/>
             <w:tcBorders>
+              <w:top w:val="single" w:sz="8" w:space="0" w:color="auto"/>
+              <w:left w:val="single" w:sz="8" w:space="0" w:color="auto"/>
               <w:bottom w:val="single" w:sz="8" w:space="0" w:color="auto"/>
               <w:right w:val="single" w:sz="8" w:space="0" w:color="auto"/>
             </w:tcBorders>
@@ -1256,6 +1398,7 @@
           <w:p>
             <w:r>
               <w:rPr>
+                <w:rFonts w:ascii="Times New Roman" w:hAnsi="Times New Roman" w:eastAsia="Times New Roman" w:cs="Times New Roman"/>
                 <w:b/>
                 <w:bCs/>
               </w:rPr>
@@ -1267,6 +1410,8 @@
           <w:tcPr>
             <w:tcW w:w="4770" w:type="dxa"/>
             <w:tcBorders>
+              <w:top w:val="single" w:sz="8" w:space="0" w:color="auto"/>
+              <w:left w:val="single" w:sz="8" w:space="0" w:color="auto"/>
               <w:bottom w:val="single" w:sz="8" w:space="0" w:color="auto"/>
               <w:right w:val="single" w:sz="8" w:space="0" w:color="auto"/>
             </w:tcBorders>
@@ -1277,6 +1422,9 @@
           </w:tcPr>
           <w:p>
             <w:r>
+              <w:rPr>
+                <w:rFonts w:ascii="Times New Roman" w:hAnsi="Times New Roman" w:eastAsia="Times New Roman" w:cs="Times New Roman"/>
+              </w:rPr>
               <w:t>Cài đặt chức năng đăng ký, đăng nhập, đổi mật khẩu, đăng xuất; kiểm tra tính hợp lệ của thông tin tài khoản (username, email, mật khẩu).</w:t>
             </w:r>
           </w:p>
@@ -1290,6 +1438,7 @@
           <w:tcPr>
             <w:tcW w:w="720" w:type="dxa"/>
             <w:tcBorders>
+              <w:top w:val="single" w:sz="8" w:space="0" w:color="auto"/>
               <w:left w:val="single" w:sz="8" w:space="0" w:color="auto"/>
               <w:bottom w:val="single" w:sz="8" w:space="0" w:color="auto"/>
               <w:right w:val="single" w:sz="8" w:space="0" w:color="auto"/>
@@ -1304,6 +1453,9 @@
               <w:jc w:val="center"/>
             </w:pPr>
             <w:r>
+              <w:rPr>
+                <w:rFonts w:ascii="Times New Roman" w:hAnsi="Times New Roman" w:eastAsia="Times New Roman" w:cs="Times New Roman"/>
+              </w:rPr>
               <w:t>3</w:t>
             </w:r>
           </w:p>
@@ -1312,6 +1464,8 @@
           <w:tcPr>
             <w:tcW w:w="2160" w:type="dxa"/>
             <w:tcBorders>
+              <w:top w:val="single" w:sz="8" w:space="0" w:color="auto"/>
+              <w:left w:val="single" w:sz="8" w:space="0" w:color="auto"/>
               <w:bottom w:val="single" w:sz="8" w:space="0" w:color="auto"/>
               <w:right w:val="single" w:sz="8" w:space="0" w:color="auto"/>
             </w:tcBorders>
@@ -1322,6 +1476,9 @@
           </w:tcPr>
           <w:p>
             <w:r>
+              <w:rPr>
+                <w:rFonts w:ascii="Times New Roman" w:hAnsi="Times New Roman" w:eastAsia="Times New Roman" w:cs="Times New Roman"/>
+              </w:rPr>
               <w:t>Nguyen Thanh Bao Huy</w:t>
             </w:r>
           </w:p>
@@ -1330,6 +1487,8 @@
           <w:tcPr>
             <w:tcW w:w="1530" w:type="dxa"/>
             <w:tcBorders>
+              <w:top w:val="single" w:sz="8" w:space="0" w:color="auto"/>
+              <w:left w:val="single" w:sz="8" w:space="0" w:color="auto"/>
               <w:bottom w:val="single" w:sz="8" w:space="0" w:color="auto"/>
               <w:right w:val="single" w:sz="8" w:space="0" w:color="auto"/>
             </w:tcBorders>
@@ -1343,6 +1502,9 @@
               <w:jc w:val="center"/>
             </w:pPr>
             <w:r>
+              <w:rPr>
+                <w:rFonts w:ascii="Times New Roman" w:hAnsi="Times New Roman" w:eastAsia="Times New Roman" w:cs="Times New Roman"/>
+              </w:rPr>
               <w:t>058206006986</w:t>
             </w:r>
           </w:p>
@@ -1351,6 +1513,8 @@
           <w:tcPr>
             <w:tcW w:w="1710" w:type="dxa"/>
             <w:tcBorders>
+              <w:top w:val="single" w:sz="8" w:space="0" w:color="auto"/>
+              <w:left w:val="single" w:sz="8" w:space="0" w:color="auto"/>
               <w:bottom w:val="single" w:sz="8" w:space="0" w:color="auto"/>
               <w:right w:val="single" w:sz="8" w:space="0" w:color="auto"/>
             </w:tcBorders>
@@ -1362,6 +1526,7 @@
           <w:p>
             <w:r>
               <w:rPr>
+                <w:rFonts w:ascii="Times New Roman" w:hAnsi="Times New Roman" w:eastAsia="Times New Roman" w:cs="Times New Roman"/>
                 <w:b/>
                 <w:bCs/>
               </w:rPr>
@@ -1373,6 +1538,8 @@
           <w:tcPr>
             <w:tcW w:w="4770" w:type="dxa"/>
             <w:tcBorders>
+              <w:top w:val="single" w:sz="8" w:space="0" w:color="auto"/>
+              <w:left w:val="single" w:sz="8" w:space="0" w:color="auto"/>
               <w:bottom w:val="single" w:sz="8" w:space="0" w:color="auto"/>
               <w:right w:val="single" w:sz="8" w:space="0" w:color="auto"/>
             </w:tcBorders>
@@ -1383,6 +1550,9 @@
           </w:tcPr>
           <w:p>
             <w:r>
+              <w:rPr>
+                <w:rFonts w:ascii="Times New Roman" w:hAnsi="Times New Roman" w:eastAsia="Times New Roman" w:cs="Times New Roman"/>
+              </w:rPr>
               <w:t>Cài đặt thêm/sửa/xoá liên hệ, quản lý nhóm, gán liên hệ vào nhóm; xử lý kiểm tra trùng số điện thoại/trùng tên liên hệ theo góp ý của cô.</w:t>
             </w:r>
           </w:p>
@@ -1396,6 +1566,7 @@
           <w:tcPr>
             <w:tcW w:w="720" w:type="dxa"/>
             <w:tcBorders>
+              <w:top w:val="single" w:sz="8" w:space="0" w:color="auto"/>
               <w:left w:val="single" w:sz="8" w:space="0" w:color="auto"/>
               <w:bottom w:val="single" w:sz="8" w:space="0" w:color="auto"/>
               <w:right w:val="single" w:sz="8" w:space="0" w:color="auto"/>
@@ -1410,6 +1581,9 @@
               <w:jc w:val="center"/>
             </w:pPr>
             <w:r>
+              <w:rPr>
+                <w:rFonts w:ascii="Times New Roman" w:hAnsi="Times New Roman" w:eastAsia="Times New Roman" w:cs="Times New Roman"/>
+              </w:rPr>
               <w:t>4</w:t>
             </w:r>
           </w:p>
@@ -1418,6 +1592,8 @@
           <w:tcPr>
             <w:tcW w:w="2160" w:type="dxa"/>
             <w:tcBorders>
+              <w:top w:val="single" w:sz="8" w:space="0" w:color="auto"/>
+              <w:left w:val="single" w:sz="8" w:space="0" w:color="auto"/>
               <w:bottom w:val="single" w:sz="8" w:space="0" w:color="auto"/>
               <w:right w:val="single" w:sz="8" w:space="0" w:color="auto"/>
             </w:tcBorders>
@@ -1428,6 +1604,9 @@
           </w:tcPr>
           <w:p>
             <w:r>
+              <w:rPr>
+                <w:rFonts w:ascii="Times New Roman" w:hAnsi="Times New Roman" w:eastAsia="Times New Roman" w:cs="Times New Roman"/>
+              </w:rPr>
               <w:t>Ngo Thi My Uyen</w:t>
             </w:r>
           </w:p>
@@ -1436,6 +1615,8 @@
           <w:tcPr>
             <w:tcW w:w="1530" w:type="dxa"/>
             <w:tcBorders>
+              <w:top w:val="single" w:sz="8" w:space="0" w:color="auto"/>
+              <w:left w:val="single" w:sz="8" w:space="0" w:color="auto"/>
               <w:bottom w:val="single" w:sz="8" w:space="0" w:color="auto"/>
               <w:right w:val="single" w:sz="8" w:space="0" w:color="auto"/>
             </w:tcBorders>
@@ -1449,6 +1630,9 @@
               <w:jc w:val="center"/>
             </w:pPr>
             <w:r>
+              <w:rPr>
+                <w:rFonts w:ascii="Times New Roman" w:hAnsi="Times New Roman" w:eastAsia="Times New Roman" w:cs="Times New Roman"/>
+              </w:rPr>
               <w:t>075307007784</w:t>
             </w:r>
           </w:p>
@@ -1457,48 +1641,7 @@
           <w:tcPr>
             <w:tcW w:w="1710" w:type="dxa"/>
             <w:tcBorders>
-              <w:bottom w:val="single" w:sz="8" w:space="0" w:color="auto"/>
-              <w:right w:val="single" w:sz="8" w:space="0" w:color="auto"/>
-            </w:tcBorders>
-            <w:tcMar>
-              <w:left w:w="10" w:type="dxa"/>
-              <w:right w:w="10" w:type="dxa"/>
-            </w:tcMar>
-          </w:tcPr>
-          <w:p>
-            <w:r>
-              <w:rPr>
-                <w:b/>
-                <w:bCs/>
-              </w:rPr>
-              <w:t>Entity / Model Classes</w:t>
-            </w:r>
-          </w:p>
-        </w:tc>
-        <w:tc>
-          <w:tcPr>
-            <w:tcW w:w="4770" w:type="dxa"/>
-            <w:tcBorders>
-              <w:bottom w:val="single" w:sz="8" w:space="0" w:color="auto"/>
-              <w:right w:val="single" w:sz="8" w:space="0" w:color="auto"/>
-            </w:tcBorders>
-            <w:tcMar>
-              <w:left w:w="10" w:type="dxa"/>
-              <w:right w:w="10" w:type="dxa"/>
-            </w:tcMar>
-          </w:tcPr>
-          <w:p>
-            <w:r>
-              <w:t>Cài đặt các class Account, Contact, Group, Contact_Group theo Class Diagram cùng các phương thức thao tác dữ liệu tương ứng (OOP).</w:t>
-            </w:r>
-          </w:p>
-        </w:tc>
-      </w:tr>
-      <w:tr>
-        <w:tc>
-          <w:tcPr>
-            <w:tcW w:w="720" w:type="dxa"/>
-            <w:tcBorders>
+              <w:top w:val="single" w:sz="8" w:space="0" w:color="auto"/>
               <w:left w:val="single" w:sz="8" w:space="0" w:color="auto"/>
               <w:bottom w:val="single" w:sz="8" w:space="0" w:color="auto"/>
               <w:right w:val="single" w:sz="8" w:space="0" w:color="auto"/>
@@ -1509,10 +1652,63 @@
             </w:tcMar>
           </w:tcPr>
           <w:p>
+            <w:r>
+              <w:rPr>
+                <w:rFonts w:ascii="Times New Roman" w:hAnsi="Times New Roman" w:eastAsia="Times New Roman" w:cs="Times New Roman"/>
+                <w:b/>
+                <w:bCs/>
+              </w:rPr>
+              <w:t>Entity / Model Classes</w:t>
+            </w:r>
+          </w:p>
+        </w:tc>
+        <w:tc>
+          <w:tcPr>
+            <w:tcW w:w="4770" w:type="dxa"/>
+            <w:tcBorders>
+              <w:top w:val="single" w:sz="8" w:space="0" w:color="auto"/>
+              <w:left w:val="single" w:sz="8" w:space="0" w:color="auto"/>
+              <w:bottom w:val="single" w:sz="8" w:space="0" w:color="auto"/>
+              <w:right w:val="single" w:sz="8" w:space="0" w:color="auto"/>
+            </w:tcBorders>
+            <w:tcMar>
+              <w:left w:w="10" w:type="dxa"/>
+              <w:right w:w="10" w:type="dxa"/>
+            </w:tcMar>
+          </w:tcPr>
+          <w:p>
+            <w:r>
+              <w:rPr>
+                <w:rFonts w:ascii="Times New Roman" w:hAnsi="Times New Roman" w:eastAsia="Times New Roman" w:cs="Times New Roman"/>
+              </w:rPr>
+              <w:t>Cài đặt các class Account, Contact, Group, Contact_Group theo Class Diagram cùng các phương thức thao tác dữ liệu tương ứng (OOP).</w:t>
+            </w:r>
+          </w:p>
+        </w:tc>
+      </w:tr>
+      <w:tr>
+        <w:tc>
+          <w:tcPr>
+            <w:tcW w:w="720" w:type="dxa"/>
+            <w:tcBorders>
+              <w:top w:val="single" w:sz="8" w:space="0" w:color="auto"/>
+              <w:left w:val="single" w:sz="8" w:space="0" w:color="auto"/>
+              <w:bottom w:val="single" w:sz="8" w:space="0" w:color="auto"/>
+              <w:right w:val="single" w:sz="8" w:space="0" w:color="auto"/>
+            </w:tcBorders>
+            <w:tcMar>
+              <w:left w:w="10" w:type="dxa"/>
+              <w:right w:w="10" w:type="dxa"/>
+            </w:tcMar>
+          </w:tcPr>
+          <w:p>
             <w:pPr>
               <w:jc w:val="center"/>
             </w:pPr>
             <w:r>
+              <w:rPr>
+                <w:rFonts w:ascii="Times New Roman" w:hAnsi="Times New Roman" w:eastAsia="Times New Roman" w:cs="Times New Roman"/>
+              </w:rPr>
               <w:t>5</w:t>
             </w:r>
           </w:p>
@@ -1521,6 +1717,8 @@
           <w:tcPr>
             <w:tcW w:w="2160" w:type="dxa"/>
             <w:tcBorders>
+              <w:top w:val="single" w:sz="8" w:space="0" w:color="auto"/>
+              <w:left w:val="single" w:sz="8" w:space="0" w:color="auto"/>
               <w:bottom w:val="single" w:sz="8" w:space="0" w:color="auto"/>
               <w:right w:val="single" w:sz="8" w:space="0" w:color="auto"/>
             </w:tcBorders>
@@ -1531,6 +1729,9 @@
           </w:tcPr>
           <w:p>
             <w:r>
+              <w:rPr>
+                <w:rFonts w:ascii="Times New Roman" w:hAnsi="Times New Roman" w:eastAsia="Times New Roman" w:cs="Times New Roman"/>
+              </w:rPr>
               <w:t>Kim Ding Hoang</w:t>
             </w:r>
           </w:p>
@@ -1539,6 +1740,8 @@
           <w:tcPr>
             <w:tcW w:w="1530" w:type="dxa"/>
             <w:tcBorders>
+              <w:top w:val="single" w:sz="8" w:space="0" w:color="auto"/>
+              <w:left w:val="single" w:sz="8" w:space="0" w:color="auto"/>
               <w:bottom w:val="single" w:sz="8" w:space="0" w:color="auto"/>
               <w:right w:val="single" w:sz="8" w:space="0" w:color="auto"/>
             </w:tcBorders>
@@ -1552,6 +1755,9 @@
               <w:jc w:val="center"/>
             </w:pPr>
             <w:r>
+              <w:rPr>
+                <w:rFonts w:ascii="Times New Roman" w:hAnsi="Times New Roman" w:eastAsia="Times New Roman" w:cs="Times New Roman"/>
+              </w:rPr>
               <w:t>068207009020</w:t>
             </w:r>
           </w:p>
@@ -1560,6 +1766,8 @@
           <w:tcPr>
             <w:tcW w:w="1710" w:type="dxa"/>
             <w:tcBorders>
+              <w:top w:val="single" w:sz="8" w:space="0" w:color="auto"/>
+              <w:left w:val="single" w:sz="8" w:space="0" w:color="auto"/>
               <w:bottom w:val="single" w:sz="8" w:space="0" w:color="auto"/>
               <w:right w:val="single" w:sz="8" w:space="0" w:color="auto"/>
             </w:tcBorders>
@@ -1571,6 +1779,7 @@
           <w:p>
             <w:r>
               <w:rPr>
+                <w:rFonts w:ascii="Times New Roman" w:hAnsi="Times New Roman" w:eastAsia="Times New Roman" w:cs="Times New Roman"/>
                 <w:b/>
                 <w:bCs/>
               </w:rPr>
@@ -1582,6 +1791,8 @@
           <w:tcPr>
             <w:tcW w:w="4770" w:type="dxa"/>
             <w:tcBorders>
+              <w:top w:val="single" w:sz="8" w:space="0" w:color="auto"/>
+              <w:left w:val="single" w:sz="8" w:space="0" w:color="auto"/>
               <w:bottom w:val="single" w:sz="8" w:space="0" w:color="auto"/>
               <w:right w:val="single" w:sz="8" w:space="0" w:color="auto"/>
             </w:tcBorders>
@@ -1592,6 +1803,9 @@
           </w:tcPr>
           <w:p>
             <w:r>
+              <w:rPr>
+                <w:rFonts w:ascii="Times New Roman" w:hAnsi="Times New Roman" w:eastAsia="Times New Roman" w:cs="Times New Roman"/>
+              </w:rPr>
               <w:t>Xây dựng menu điều hướng console, chức năng tìm kiếm/lọc/sắp xếp, đánh dấu yêu thích; tích hợp toàn bộ các module thành chương trình hoàn chỉnh.</w:t>
             </w:r>
           </w:p>
@@ -1603,6 +1817,9 @@
         <w:spacing w:before="300"/>
       </w:pPr>
       <w:r>
+        <w:rPr>
+          <w:rFonts w:ascii="Times New Roman" w:hAnsi="Times New Roman" w:eastAsia="Times New Roman" w:cs="Times New Roman"/>
+        </w:rPr>
         <w:t> </w:t>
       </w:r>
     </w:p>
@@ -1612,618 +1829,21 @@
         <w:spacing w:after="100"/>
         <w:jc w:val="center"/>
       </w:pPr>
+    </w:p>
+    <w:p>
+      <w:pPr>
+        <w:pStyle w:val="Heading1"/>
+        <w:spacing w:after="100"/>
+      </w:pPr>
+    </w:p>
+    <w:p>
+      <w:pPr>
+        <w:spacing w:before="300"/>
+      </w:pPr>
       <w:r>
         <w:rPr>
-          <w:b/>
-          <w:bCs/>
+          <w:rFonts w:ascii="Times New Roman" w:hAnsi="Times New Roman" w:eastAsia="Times New Roman" w:cs="Times New Roman"/>
         </w:rPr>
-        <w:t>STAGE 4 – TESTING ASSIGNMENT</w:t>
-      </w:r>
-    </w:p>
-    <w:p>
-      <w:pPr>
-        <w:spacing w:after="250"/>
-        <w:jc w:val="center"/>
-      </w:pPr>
-      <w:r>
-        <w:rPr>
-          <w:b/>
-          <w:bCs/>
-        </w:rPr>
-        <w:t>Project: Phone Book Management System — Group 4</w:t>
-      </w:r>
-    </w:p>
-    <w:tbl>
-      <w:tblPr>
-        <w:tblW w:w="10800" w:type="dxa"/>
-        <w:tblInd w:w="-730" w:type="dxa"/>
-        <w:tblBorders>
-          <w:top w:val="single" w:sz="8" w:space="0" w:color="auto"/>
-          <w:left w:val="single" w:sz="8" w:space="0" w:color="auto"/>
-          <w:bottom w:val="single" w:sz="8" w:space="0" w:color="auto"/>
-          <w:right w:val="single" w:sz="8" w:space="0" w:color="auto"/>
-          <w:insideH w:val="single" w:sz="8" w:space="0" w:color="auto"/>
-          <w:insideV w:val="single" w:sz="8" w:space="0" w:color="auto"/>
-        </w:tblBorders>
-        <w:tblLook w:val="04A0" w:firstRow="1" w:lastRow="0" w:firstColumn="1" w:lastColumn="0" w:noHBand="0" w:noVBand="1"/>
-      </w:tblPr>
-      <w:tblGrid>
-        <w:gridCol w:w="1093"/>
-        <w:gridCol w:w="2215"/>
-        <w:gridCol w:w="1642"/>
-        <w:gridCol w:w="5850"/>
-      </w:tblGrid>
-      <w:tr>
-        <w:tc>
-          <w:tcPr>
-            <w:tcW w:w="1093" w:type="dxa"/>
-            <w:tcBorders>
-              <w:top w:val="single" w:sz="8" w:space="0" w:color="auto"/>
-              <w:left w:val="single" w:sz="8" w:space="0" w:color="auto"/>
-              <w:bottom w:val="single" w:sz="8" w:space="0" w:color="auto"/>
-              <w:right w:val="single" w:sz="8" w:space="0" w:color="auto"/>
-            </w:tcBorders>
-            <w:shd w:val="clear" w:color="auto" w:fill="4472C4"/>
-            <w:tcMar>
-              <w:left w:w="10" w:type="dxa"/>
-              <w:right w:w="10" w:type="dxa"/>
-            </w:tcMar>
-          </w:tcPr>
-          <w:p>
-            <w:pPr>
-              <w:jc w:val="center"/>
-              <w:rPr>
-                <w:color w:val="FFFFFF" w:themeColor="background1"/>
-              </w:rPr>
-            </w:pPr>
-            <w:r>
-              <w:rPr>
-                <w:b/>
-                <w:bCs/>
-                <w:color w:val="FFFFFF" w:themeColor="background1"/>
-              </w:rPr>
-              <w:t>STT</w:t>
-            </w:r>
-          </w:p>
-        </w:tc>
-        <w:tc>
-          <w:tcPr>
-            <w:tcW w:w="2215" w:type="dxa"/>
-            <w:tcBorders>
-              <w:top w:val="single" w:sz="8" w:space="0" w:color="auto"/>
-              <w:bottom w:val="single" w:sz="8" w:space="0" w:color="auto"/>
-              <w:right w:val="single" w:sz="8" w:space="0" w:color="auto"/>
-            </w:tcBorders>
-            <w:shd w:val="clear" w:color="auto" w:fill="4472C4"/>
-            <w:tcMar>
-              <w:left w:w="10" w:type="dxa"/>
-              <w:right w:w="10" w:type="dxa"/>
-            </w:tcMar>
-          </w:tcPr>
-          <w:p>
-            <w:pPr>
-              <w:jc w:val="center"/>
-              <w:rPr>
-                <w:color w:val="FFFFFF" w:themeColor="background1"/>
-              </w:rPr>
-            </w:pPr>
-            <w:r>
-              <w:rPr>
-                <w:b/>
-                <w:bCs/>
-                <w:color w:val="FFFFFF" w:themeColor="background1"/>
-              </w:rPr>
-              <w:t>Full name</w:t>
-            </w:r>
-          </w:p>
-        </w:tc>
-        <w:tc>
-          <w:tcPr>
-            <w:tcW w:w="1642" w:type="dxa"/>
-            <w:tcBorders>
-              <w:top w:val="single" w:sz="8" w:space="0" w:color="auto"/>
-              <w:bottom w:val="single" w:sz="8" w:space="0" w:color="auto"/>
-              <w:right w:val="single" w:sz="8" w:space="0" w:color="auto"/>
-            </w:tcBorders>
-            <w:shd w:val="clear" w:color="auto" w:fill="4472C4"/>
-            <w:tcMar>
-              <w:left w:w="10" w:type="dxa"/>
-              <w:right w:w="10" w:type="dxa"/>
-            </w:tcMar>
-          </w:tcPr>
-          <w:p>
-            <w:pPr>
-              <w:jc w:val="center"/>
-              <w:rPr>
-                <w:color w:val="FFFFFF" w:themeColor="background1"/>
-              </w:rPr>
-            </w:pPr>
-            <w:r>
-              <w:rPr>
-                <w:b/>
-                <w:bCs/>
-                <w:color w:val="FFFFFF" w:themeColor="background1"/>
-              </w:rPr>
-              <w:t>MSSV</w:t>
-            </w:r>
-          </w:p>
-        </w:tc>
-        <w:tc>
-          <w:tcPr>
-            <w:tcW w:w="5850" w:type="dxa"/>
-            <w:tcBorders>
-              <w:top w:val="single" w:sz="8" w:space="0" w:color="auto"/>
-              <w:bottom w:val="single" w:sz="8" w:space="0" w:color="auto"/>
-              <w:right w:val="single" w:sz="8" w:space="0" w:color="auto"/>
-            </w:tcBorders>
-            <w:shd w:val="clear" w:color="auto" w:fill="4472C4"/>
-            <w:tcMar>
-              <w:left w:w="10" w:type="dxa"/>
-              <w:right w:w="10" w:type="dxa"/>
-            </w:tcMar>
-          </w:tcPr>
-          <w:p>
-            <w:pPr>
-              <w:jc w:val="center"/>
-              <w:rPr>
-                <w:color w:val="FFFFFF" w:themeColor="background1"/>
-              </w:rPr>
-            </w:pPr>
-            <w:r>
-              <w:rPr>
-                <w:b/>
-                <w:bCs/>
-                <w:color w:val="FFFFFF" w:themeColor="background1"/>
-              </w:rPr>
-              <w:t>Nhiệm vụ kiểm thử</w:t>
-            </w:r>
-          </w:p>
-        </w:tc>
-      </w:tr>
-      <w:tr>
-        <w:trPr>
-          <w:trHeight w:val="583"/>
-        </w:trPr>
-        <w:tc>
-          <w:tcPr>
-            <w:tcW w:w="1093" w:type="dxa"/>
-            <w:tcBorders>
-              <w:left w:val="single" w:sz="8" w:space="0" w:color="auto"/>
-              <w:bottom w:val="single" w:sz="8" w:space="0" w:color="auto"/>
-              <w:right w:val="single" w:sz="8" w:space="0" w:color="auto"/>
-            </w:tcBorders>
-            <w:tcMar>
-              <w:left w:w="10" w:type="dxa"/>
-              <w:right w:w="10" w:type="dxa"/>
-            </w:tcMar>
-          </w:tcPr>
-          <w:p>
-            <w:pPr>
-              <w:jc w:val="center"/>
-            </w:pPr>
-            <w:r>
-              <w:t>1</w:t>
-            </w:r>
-          </w:p>
-        </w:tc>
-        <w:tc>
-          <w:tcPr>
-            <w:tcW w:w="2215" w:type="dxa"/>
-            <w:tcBorders>
-              <w:bottom w:val="single" w:sz="8" w:space="0" w:color="auto"/>
-              <w:right w:val="single" w:sz="8" w:space="0" w:color="auto"/>
-            </w:tcBorders>
-            <w:tcMar>
-              <w:left w:w="10" w:type="dxa"/>
-              <w:right w:w="10" w:type="dxa"/>
-            </w:tcMar>
-          </w:tcPr>
-          <w:p>
-            <w:r>
-              <w:t>Nguyen Thi Thuy Linh (Team Leader)</w:t>
-            </w:r>
-          </w:p>
-        </w:tc>
-        <w:tc>
-          <w:tcPr>
-            <w:tcW w:w="1642" w:type="dxa"/>
-            <w:tcBorders>
-              <w:bottom w:val="single" w:sz="8" w:space="0" w:color="auto"/>
-              <w:right w:val="single" w:sz="8" w:space="0" w:color="auto"/>
-            </w:tcBorders>
-            <w:tcMar>
-              <w:left w:w="10" w:type="dxa"/>
-              <w:right w:w="10" w:type="dxa"/>
-            </w:tcMar>
-          </w:tcPr>
-          <w:p>
-            <w:pPr>
-              <w:jc w:val="center"/>
-            </w:pPr>
-            <w:r>
-              <w:t>051307007285</w:t>
-            </w:r>
-          </w:p>
-        </w:tc>
-        <w:tc>
-          <w:tcPr>
-            <w:tcW w:w="5850" w:type="dxa"/>
-            <w:tcBorders>
-              <w:bottom w:val="single" w:sz="8" w:space="0" w:color="auto"/>
-              <w:right w:val="single" w:sz="8" w:space="0" w:color="auto"/>
-            </w:tcBorders>
-            <w:tcMar>
-              <w:left w:w="10" w:type="dxa"/>
-              <w:right w:w="10" w:type="dxa"/>
-            </w:tcMar>
-          </w:tcPr>
-          <w:p>
-            <w:r>
-              <w:t>Tổng hợp bug list toàn dự án, theo dõi tiến độ sửa lỗi của các thành viên; thực hiện Integration Testing cho toàn hệ thống.</w:t>
-            </w:r>
-          </w:p>
-        </w:tc>
-      </w:tr>
-      <w:tr>
-        <w:trPr>
-          <w:trHeight w:val="700"/>
-        </w:trPr>
-        <w:tc>
-          <w:tcPr>
-            <w:tcW w:w="1093" w:type="dxa"/>
-            <w:tcBorders>
-              <w:left w:val="single" w:sz="8" w:space="0" w:color="auto"/>
-              <w:bottom w:val="single" w:sz="8" w:space="0" w:color="auto"/>
-              <w:right w:val="single" w:sz="8" w:space="0" w:color="auto"/>
-            </w:tcBorders>
-            <w:tcMar>
-              <w:left w:w="10" w:type="dxa"/>
-              <w:right w:w="10" w:type="dxa"/>
-            </w:tcMar>
-          </w:tcPr>
-          <w:p>
-            <w:pPr>
-              <w:jc w:val="center"/>
-            </w:pPr>
-            <w:r>
-              <w:lastRenderedPageBreak/>
-              <w:t>2</w:t>
-            </w:r>
-          </w:p>
-        </w:tc>
-        <w:tc>
-          <w:tcPr>
-            <w:tcW w:w="2215" w:type="dxa"/>
-            <w:tcBorders>
-              <w:bottom w:val="single" w:sz="8" w:space="0" w:color="auto"/>
-              <w:right w:val="single" w:sz="8" w:space="0" w:color="auto"/>
-            </w:tcBorders>
-            <w:tcMar>
-              <w:left w:w="10" w:type="dxa"/>
-              <w:right w:w="10" w:type="dxa"/>
-            </w:tcMar>
-          </w:tcPr>
-          <w:p>
-            <w:r>
-              <w:t>Quach Phu Sang</w:t>
-            </w:r>
-          </w:p>
-        </w:tc>
-        <w:tc>
-          <w:tcPr>
-            <w:tcW w:w="1642" w:type="dxa"/>
-            <w:tcBorders>
-              <w:bottom w:val="single" w:sz="8" w:space="0" w:color="auto"/>
-              <w:right w:val="single" w:sz="8" w:space="0" w:color="auto"/>
-            </w:tcBorders>
-            <w:tcMar>
-              <w:left w:w="10" w:type="dxa"/>
-              <w:right w:w="10" w:type="dxa"/>
-            </w:tcMar>
-          </w:tcPr>
-          <w:p>
-            <w:pPr>
-              <w:jc w:val="center"/>
-            </w:pPr>
-            <w:r>
-              <w:t>067207005497</w:t>
-            </w:r>
-          </w:p>
-        </w:tc>
-        <w:tc>
-          <w:tcPr>
-            <w:tcW w:w="5850" w:type="dxa"/>
-            <w:tcBorders>
-              <w:bottom w:val="single" w:sz="8" w:space="0" w:color="auto"/>
-              <w:right w:val="single" w:sz="8" w:space="0" w:color="auto"/>
-            </w:tcBorders>
-            <w:tcMar>
-              <w:left w:w="10" w:type="dxa"/>
-              <w:right w:w="10" w:type="dxa"/>
-            </w:tcMar>
-          </w:tcPr>
-          <w:p>
-            <w:r>
-              <w:t>Viết test case và kiểm thử module Account Management (đăng ký, đăng nhập, đổi mật khẩu, đăng xuất).</w:t>
-            </w:r>
-          </w:p>
-        </w:tc>
-      </w:tr>
-      <w:tr>
-        <w:trPr>
-          <w:trHeight w:val="610"/>
-        </w:trPr>
-        <w:tc>
-          <w:tcPr>
-            <w:tcW w:w="1093" w:type="dxa"/>
-            <w:tcBorders>
-              <w:left w:val="single" w:sz="8" w:space="0" w:color="auto"/>
-              <w:bottom w:val="single" w:sz="8" w:space="0" w:color="auto"/>
-              <w:right w:val="single" w:sz="8" w:space="0" w:color="auto"/>
-            </w:tcBorders>
-            <w:tcMar>
-              <w:left w:w="10" w:type="dxa"/>
-              <w:right w:w="10" w:type="dxa"/>
-            </w:tcMar>
-          </w:tcPr>
-          <w:p>
-            <w:pPr>
-              <w:jc w:val="center"/>
-            </w:pPr>
-            <w:r>
-              <w:t>3</w:t>
-            </w:r>
-          </w:p>
-        </w:tc>
-        <w:tc>
-          <w:tcPr>
-            <w:tcW w:w="2215" w:type="dxa"/>
-            <w:tcBorders>
-              <w:bottom w:val="single" w:sz="8" w:space="0" w:color="auto"/>
-              <w:right w:val="single" w:sz="8" w:space="0" w:color="auto"/>
-            </w:tcBorders>
-            <w:tcMar>
-              <w:left w:w="10" w:type="dxa"/>
-              <w:right w:w="10" w:type="dxa"/>
-            </w:tcMar>
-          </w:tcPr>
-          <w:p>
-            <w:r>
-              <w:t>Nguyen Thanh Bao Huy</w:t>
-            </w:r>
-          </w:p>
-        </w:tc>
-        <w:tc>
-          <w:tcPr>
-            <w:tcW w:w="1642" w:type="dxa"/>
-            <w:tcBorders>
-              <w:bottom w:val="single" w:sz="8" w:space="0" w:color="auto"/>
-              <w:right w:val="single" w:sz="8" w:space="0" w:color="auto"/>
-            </w:tcBorders>
-            <w:tcMar>
-              <w:left w:w="10" w:type="dxa"/>
-              <w:right w:w="10" w:type="dxa"/>
-            </w:tcMar>
-          </w:tcPr>
-          <w:p>
-            <w:pPr>
-              <w:jc w:val="center"/>
-            </w:pPr>
-            <w:r>
-              <w:t>058206006986</w:t>
-            </w:r>
-          </w:p>
-        </w:tc>
-        <w:tc>
-          <w:tcPr>
-            <w:tcW w:w="5850" w:type="dxa"/>
-            <w:tcBorders>
-              <w:bottom w:val="single" w:sz="8" w:space="0" w:color="auto"/>
-              <w:right w:val="single" w:sz="8" w:space="0" w:color="auto"/>
-            </w:tcBorders>
-            <w:tcMar>
-              <w:left w:w="10" w:type="dxa"/>
-              <w:right w:w="10" w:type="dxa"/>
-            </w:tcMar>
-          </w:tcPr>
-          <w:p>
-            <w:r>
-              <w:t>Viết test case và kiểm thử module Contact &amp; Group Management (thêm/sửa/xoá liên hệ, quản lý nhóm, các trường hợp trùng lặp dữ liệu).</w:t>
-            </w:r>
-          </w:p>
-        </w:tc>
-      </w:tr>
-      <w:tr>
-        <w:trPr>
-          <w:trHeight w:val="601"/>
-        </w:trPr>
-        <w:tc>
-          <w:tcPr>
-            <w:tcW w:w="1093" w:type="dxa"/>
-            <w:tcBorders>
-              <w:left w:val="single" w:sz="8" w:space="0" w:color="auto"/>
-              <w:bottom w:val="single" w:sz="8" w:space="0" w:color="auto"/>
-              <w:right w:val="single" w:sz="8" w:space="0" w:color="auto"/>
-            </w:tcBorders>
-            <w:tcMar>
-              <w:left w:w="10" w:type="dxa"/>
-              <w:right w:w="10" w:type="dxa"/>
-            </w:tcMar>
-          </w:tcPr>
-          <w:p>
-            <w:pPr>
-              <w:jc w:val="center"/>
-            </w:pPr>
-            <w:r>
-              <w:t>4</w:t>
-            </w:r>
-          </w:p>
-        </w:tc>
-        <w:tc>
-          <w:tcPr>
-            <w:tcW w:w="2215" w:type="dxa"/>
-            <w:tcBorders>
-              <w:bottom w:val="single" w:sz="8" w:space="0" w:color="auto"/>
-              <w:right w:val="single" w:sz="8" w:space="0" w:color="auto"/>
-            </w:tcBorders>
-            <w:tcMar>
-              <w:left w:w="10" w:type="dxa"/>
-              <w:right w:w="10" w:type="dxa"/>
-            </w:tcMar>
-          </w:tcPr>
-          <w:p>
-            <w:r>
-              <w:t>Ngo Thi My Uyen</w:t>
-            </w:r>
-          </w:p>
-        </w:tc>
-        <w:tc>
-          <w:tcPr>
-            <w:tcW w:w="1642" w:type="dxa"/>
-            <w:tcBorders>
-              <w:bottom w:val="single" w:sz="8" w:space="0" w:color="auto"/>
-              <w:right w:val="single" w:sz="8" w:space="0" w:color="auto"/>
-            </w:tcBorders>
-            <w:tcMar>
-              <w:left w:w="10" w:type="dxa"/>
-              <w:right w:w="10" w:type="dxa"/>
-            </w:tcMar>
-          </w:tcPr>
-          <w:p>
-            <w:pPr>
-              <w:jc w:val="center"/>
-            </w:pPr>
-            <w:r>
-              <w:t>075307007784</w:t>
-            </w:r>
-          </w:p>
-        </w:tc>
-        <w:tc>
-          <w:tcPr>
-            <w:tcW w:w="5850" w:type="dxa"/>
-            <w:tcBorders>
-              <w:bottom w:val="single" w:sz="8" w:space="0" w:color="auto"/>
-              <w:right w:val="single" w:sz="8" w:space="0" w:color="auto"/>
-            </w:tcBorders>
-            <w:tcMar>
-              <w:left w:w="10" w:type="dxa"/>
-              <w:right w:w="10" w:type="dxa"/>
-            </w:tcMar>
-          </w:tcPr>
-          <w:p>
-            <w:r>
-              <w:t>Viết test case và kiểm thử các lớp nghiệp vụ (Unit Testing tầng Model/Entity).</w:t>
-            </w:r>
-          </w:p>
-        </w:tc>
-      </w:tr>
-      <w:tr>
-        <w:tc>
-          <w:tcPr>
-            <w:tcW w:w="1093" w:type="dxa"/>
-            <w:tcBorders>
-              <w:left w:val="single" w:sz="8" w:space="0" w:color="auto"/>
-              <w:bottom w:val="single" w:sz="8" w:space="0" w:color="auto"/>
-              <w:right w:val="single" w:sz="8" w:space="0" w:color="auto"/>
-            </w:tcBorders>
-            <w:tcMar>
-              <w:left w:w="10" w:type="dxa"/>
-              <w:right w:w="10" w:type="dxa"/>
-            </w:tcMar>
-          </w:tcPr>
-          <w:p>
-            <w:pPr>
-              <w:jc w:val="center"/>
-            </w:pPr>
-            <w:r>
-              <w:t>5</w:t>
-            </w:r>
-          </w:p>
-        </w:tc>
-        <w:tc>
-          <w:tcPr>
-            <w:tcW w:w="2215" w:type="dxa"/>
-            <w:tcBorders>
-              <w:bottom w:val="single" w:sz="8" w:space="0" w:color="auto"/>
-              <w:right w:val="single" w:sz="8" w:space="0" w:color="auto"/>
-            </w:tcBorders>
-            <w:tcMar>
-              <w:left w:w="10" w:type="dxa"/>
-              <w:right w:w="10" w:type="dxa"/>
-            </w:tcMar>
-          </w:tcPr>
-          <w:p>
-            <w:r>
-              <w:t>Kim Ding Hoang</w:t>
-            </w:r>
-          </w:p>
-        </w:tc>
-        <w:tc>
-          <w:tcPr>
-            <w:tcW w:w="1642" w:type="dxa"/>
-            <w:tcBorders>
-              <w:bottom w:val="single" w:sz="8" w:space="0" w:color="auto"/>
-              <w:right w:val="single" w:sz="8" w:space="0" w:color="auto"/>
-            </w:tcBorders>
-            <w:tcMar>
-              <w:left w:w="10" w:type="dxa"/>
-              <w:right w:w="10" w:type="dxa"/>
-            </w:tcMar>
-          </w:tcPr>
-          <w:p>
-            <w:pPr>
-              <w:jc w:val="center"/>
-            </w:pPr>
-            <w:r>
-              <w:t>068207009020</w:t>
-            </w:r>
-          </w:p>
-        </w:tc>
-        <w:tc>
-          <w:tcPr>
-            <w:tcW w:w="5850" w:type="dxa"/>
-            <w:tcBorders>
-              <w:bottom w:val="single" w:sz="8" w:space="0" w:color="auto"/>
-              <w:right w:val="single" w:sz="8" w:space="0" w:color="auto"/>
-            </w:tcBorders>
-            <w:tcMar>
-              <w:left w:w="10" w:type="dxa"/>
-              <w:right w:w="10" w:type="dxa"/>
-            </w:tcMar>
-          </w:tcPr>
-          <w:p>
-            <w:r>
-              <w:t>Viết test case và kiểm thử giao diện console, luồng tìm kiếm/lọc/yêu thích; kiểm thử End-to-End theo kịch bản người dùng thực tế.</w:t>
-            </w:r>
-          </w:p>
-        </w:tc>
-      </w:tr>
-    </w:tbl>
-    <w:p>
-      <w:pPr>
-        <w:spacing w:before="200"/>
-      </w:pPr>
-      <w:r>
-        <w:t> </w:t>
-      </w:r>
-    </w:p>
-    <w:p>
-      <w:r>
-        <w:rPr>
-          <w:b/>
-          <w:bCs/>
-        </w:rPr>
-        <w:t xml:space="preserve">Ghi chú: </w:t>
-      </w:r>
-      <w:r>
-        <w:t>Sau khi hoàn thành module của mình, mỗi thành viên nên kiểm thử chéo (cross-test) module của một bạn khác trước khi tích hợp, nhằm đảm bảo tính khách quan. Test case được lập bằng Excel, bug được ghi nhận theo mẫu: Bug ID – Module – Mô tả lỗi – Mức độ nghiêm trọng – Người phụ trách sửa – Trạng thái.</w:t>
-      </w:r>
-    </w:p>
-    <w:p>
-      <w:pPr>
-        <w:spacing w:before="300"/>
-      </w:pPr>
-      <w:r>
         <w:t xml:space="preserve"> </w:t>
       </w:r>
     </w:p>
@@ -2235,8 +1855,12 @@
       </w:pPr>
       <w:r>
         <w:rPr>
+          <w:rFonts w:ascii="Times New Roman" w:hAnsi="Times New Roman" w:eastAsia="Times New Roman" w:cs="Times New Roman"/>
           <w:b/>
           <w:bCs/>
+          <w:color w:val="2E74B5"/>
+          <w:sz w:val="32"/>
+          <w:szCs w:val="32"/>
         </w:rPr>
         <w:t>MINH CHỨNG LÀM VIỆC NHÓM</w:t>
       </w:r>
@@ -2247,6 +1871,7 @@
       </w:pPr>
       <w:r>
         <w:rPr>
+          <w:rFonts w:ascii="Times New Roman" w:hAnsi="Times New Roman" w:eastAsia="Times New Roman" w:cs="Times New Roman"/>
           <w:i/>
           <w:iCs/>
         </w:rPr>
@@ -2258,6 +1883,9 @@
         <w:spacing w:after="120"/>
       </w:pPr>
       <w:r>
+        <w:rPr>
+          <w:rFonts w:ascii="Times New Roman" w:hAnsi="Times New Roman" w:eastAsia="Times New Roman" w:cs="Times New Roman"/>
+        </w:rPr>
         <w:t>Mỗi thành viên điền minh chứng làm việc nhóm vào cột tương ứng (link Google Drive/GitHub, ảnh chụp tin nhắn trao đổi, biên bản họp nhóm,…) trước khi nộp bài cho cô.</w:t>
       </w:r>
     </w:p>
@@ -2269,17 +1897,21 @@
           <w:ilvl w:val="0"/>
           <w:numId w:val="2"/>
         </w:numPr>
+        <w:ind w:left="720" w:hanging="360"/>
       </w:pPr>
       <w:r>
-        <w:t>link Google Drive</w:t>
+        <w:rPr>
+          <w:rFonts w:ascii="Times New Roman" w:hAnsi="Times New Roman" w:eastAsia="Times New Roman" w:cs="Times New Roman"/>
+        </w:rPr>
+        <w:t xml:space="preserve">link Google Drive: </w:t>
       </w:r>
-      <w:r>
-        <w:t xml:space="preserve">: </w:t>
-      </w:r>
-      <w:hyperlink r:id="rId5" w:history="1">
+      <w:hyperlink r:id="rId5">
         <w:r>
           <w:rPr>
             <w:rStyle w:val="Hyperlink"/>
+            <w:rFonts w:ascii="Times New Roman" w:hAnsi="Times New Roman" w:eastAsia="Times New Roman" w:cs="Times New Roman"/>
+            <w:color w:val="0563C1"/>
+            <w:u w:val="single"/>
           </w:rPr>
           <w:t>https://docs.google.com/document/d/1paudAsCpxc75hR7-kAoaJSIbdnPkWuuyk2WbQ1lm3vU/edit?usp=sharing</w:t>
         </w:r>
@@ -2292,8 +1924,12 @@
           <w:ilvl w:val="0"/>
           <w:numId w:val="3"/>
         </w:numPr>
+        <w:ind w:left="1080" w:hanging="360"/>
       </w:pPr>
       <w:r>
+        <w:rPr>
+          <w:rFonts w:ascii="Times New Roman" w:hAnsi="Times New Roman" w:eastAsia="Times New Roman" w:cs="Times New Roman"/>
+        </w:rPr>
         <w:t>Nhóm em dùng chung 1 file docx để có thể trình bày các tài liệu, giải thích, báo cáo phần mình làm.</w:t>
       </w:r>
     </w:p>
@@ -2304,8 +1940,12 @@
           <w:ilvl w:val="0"/>
           <w:numId w:val="3"/>
         </w:numPr>
+        <w:ind w:left="1080" w:hanging="360"/>
       </w:pPr>
       <w:r>
+        <w:rPr>
+          <w:rFonts w:ascii="Times New Roman" w:hAnsi="Times New Roman" w:eastAsia="Times New Roman" w:cs="Times New Roman"/>
+        </w:rPr>
         <w:t>Có 1 số thẻ nhóm đã xóa để có thể chừa khoảng trống cho các phần khác nên cô có thể xem lại các phiên bản bên trong phần lịch sử chỉnh sửa:</w:t>
       </w:r>
     </w:p>
@@ -2313,16 +1953,13 @@
       <w:pPr>
         <w:pStyle w:val="ListParagraph"/>
         <w:ind w:left="1080"/>
-        <w:rPr>
-          <w:noProof/>
-        </w:rPr>
       </w:pPr>
       <w:r>
         <w:drawing>
-          <wp:inline distT="0" distB="0" distL="0" distR="0" wp14:anchorId="735F5645" wp14:editId="27FD7CD9">
-            <wp:extent cx="1652142" cy="3769234"/>
-            <wp:effectExtent l="0" t="0" r="5715" b="3175"/>
-            <wp:docPr id="1558733190" name="Picture 1"/>
+          <wp:inline distT="0" distB="0" distL="0" distR="0">
+            <wp:extent cx="1647825" cy="3771900"/>
+            <wp:effectExtent l="0" t="0" r="9525" b="0"/>
+            <wp:docPr id="100000" name="Picture 100000"/>
             <wp:cNvGraphicFramePr>
               <a:graphicFrameLocks xmlns:a="http://schemas.openxmlformats.org/drawingml/2006/main" noChangeAspect="1"/>
             </wp:cNvGraphicFramePr>
@@ -2330,11 +1967,11 @@
               <a:graphicData uri="http://schemas.openxmlformats.org/drawingml/2006/picture">
                 <pic:pic xmlns:pic="http://schemas.openxmlformats.org/drawingml/2006/picture">
                   <pic:nvPicPr>
-                    <pic:cNvPr id="1558733190" name=""/>
+                    <pic:cNvPr id="100000" name="image100000"/>
                     <pic:cNvPicPr/>
                   </pic:nvPicPr>
                   <pic:blipFill>
-                    <a:blip r:embed="rId6"/>
+                    <a:blip r:embed="rId17"/>
                     <a:stretch>
                       <a:fillRect/>
                     </a:stretch>
@@ -2342,7 +1979,7 @@
                   <pic:spPr>
                     <a:xfrm>
                       <a:off x="0" y="0"/>
-                      <a:ext cx="1670375" cy="3810830"/>
+                      <a:ext cx="1647825" cy="3771900"/>
                     </a:xfrm>
                     <a:prstGeom prst="rect">
                       <a:avLst/>
@@ -2356,16 +1993,16 @@
       </w:r>
       <w:r>
         <w:rPr>
-          <w:noProof/>
+          <w:rFonts w:ascii="Times New Roman" w:hAnsi="Times New Roman" w:eastAsia="Times New Roman" w:cs="Times New Roman"/>
         </w:rPr>
         <w:t xml:space="preserve"> </w:t>
       </w:r>
       <w:r>
         <w:drawing>
-          <wp:inline distT="0" distB="0" distL="0" distR="0" wp14:anchorId="2727BFB6" wp14:editId="4178DAFE">
-            <wp:extent cx="1295807" cy="3779027"/>
+          <wp:inline distT="0" distB="0" distL="0" distR="0">
+            <wp:extent cx="1295400" cy="3781425"/>
             <wp:effectExtent l="0" t="0" r="0" b="0"/>
-            <wp:docPr id="1558037552" name="Picture 1"/>
+            <wp:docPr id="100001" name="Picture 100001"/>
             <wp:cNvGraphicFramePr>
               <a:graphicFrameLocks xmlns:a="http://schemas.openxmlformats.org/drawingml/2006/main" noChangeAspect="1"/>
             </wp:cNvGraphicFramePr>
@@ -2373,66 +2010,12 @@
               <a:graphicData uri="http://schemas.openxmlformats.org/drawingml/2006/picture">
                 <pic:pic xmlns:pic="http://schemas.openxmlformats.org/drawingml/2006/picture">
                   <pic:nvPicPr>
-                    <pic:cNvPr id="1558037552" name=""/>
-                    <pic:cNvPicPr/>
-                  </pic:nvPicPr>
-                  <pic:blipFill rotWithShape="1">
-                    <a:blip r:embed="rId7"/>
-                    <a:srcRect r="30604"/>
-                    <a:stretch>
-                      <a:fillRect/>
-                    </a:stretch>
-                  </pic:blipFill>
-                  <pic:spPr bwMode="auto">
-                    <a:xfrm>
-                      <a:off x="0" y="0"/>
-                      <a:ext cx="1311697" cy="3825368"/>
-                    </a:xfrm>
-                    <a:prstGeom prst="rect">
-                      <a:avLst/>
-                    </a:prstGeom>
-                    <a:ln>
-                      <a:noFill/>
-                    </a:ln>
-                    <a:extLst>
-                      <a:ext uri="{53640926-AAD7-44D8-BBD7-CCE9431645EC}">
-                        <a14:shadowObscured xmlns:a14="http://schemas.microsoft.com/office/drawing/2010/main"/>
-                      </a:ext>
-                    </a:extLst>
-                  </pic:spPr>
-                </pic:pic>
-              </a:graphicData>
-            </a:graphic>
-          </wp:inline>
-        </w:drawing>
-      </w:r>
-      <w:r>
-        <w:rPr>
-          <w:noProof/>
-        </w:rPr>
-        <w:t xml:space="preserve"> </w:t>
-      </w:r>
-      <w:r>
-        <w:rPr>
-          <w:noProof/>
-        </w:rPr>
-        <w:drawing>
-          <wp:inline distT="0" distB="0" distL="0" distR="0" wp14:anchorId="1DFA5212" wp14:editId="1DDB83BD">
-            <wp:extent cx="1746256" cy="3797578"/>
-            <wp:effectExtent l="0" t="0" r="6350" b="0"/>
-            <wp:docPr id="1743302732" name="Picture 1"/>
-            <wp:cNvGraphicFramePr>
-              <a:graphicFrameLocks xmlns:a="http://schemas.openxmlformats.org/drawingml/2006/main" noChangeAspect="1"/>
-            </wp:cNvGraphicFramePr>
-            <a:graphic xmlns:a="http://schemas.openxmlformats.org/drawingml/2006/main">
-              <a:graphicData uri="http://schemas.openxmlformats.org/drawingml/2006/picture">
-                <pic:pic xmlns:pic="http://schemas.openxmlformats.org/drawingml/2006/picture">
-                  <pic:nvPicPr>
-                    <pic:cNvPr id="1743302732" name=""/>
+                    <pic:cNvPr id="100001" name="image100001"/>
                     <pic:cNvPicPr/>
                   </pic:nvPicPr>
                   <pic:blipFill>
-                    <a:blip r:embed="rId8"/>
+                    <a:blip r:embed="rId18"/>
+                    <a:srcRect r="30604"/>
                     <a:stretch>
                       <a:fillRect/>
                     </a:stretch>
@@ -2440,7 +2023,7 @@
                   <pic:spPr>
                     <a:xfrm>
                       <a:off x="0" y="0"/>
-                      <a:ext cx="1803334" cy="3921705"/>
+                      <a:ext cx="1295400" cy="3781425"/>
                     </a:xfrm>
                     <a:prstGeom prst="rect">
                       <a:avLst/>
@@ -2454,29 +2037,16 @@
       </w:r>
       <w:r>
         <w:rPr>
-          <w:noProof/>
+          <w:rFonts w:ascii="Times New Roman" w:hAnsi="Times New Roman" w:eastAsia="Times New Roman" w:cs="Times New Roman"/>
         </w:rPr>
         <w:t xml:space="preserve"> </w:t>
       </w:r>
-    </w:p>
-    <w:p>
-      <w:pPr>
-        <w:pStyle w:val="ListParagraph"/>
-        <w:ind w:left="1080"/>
-        <w:rPr>
-          <w:noProof/>
-        </w:rPr>
-      </w:pPr>
       <w:r>
-        <w:rPr>
-          <w:noProof/>
-        </w:rPr>
-        <w:lastRenderedPageBreak/>
         <w:drawing>
-          <wp:inline distT="0" distB="0" distL="0" distR="0" wp14:anchorId="63263FF6" wp14:editId="5072AC31">
-            <wp:extent cx="1803400" cy="5416857"/>
-            <wp:effectExtent l="0" t="0" r="6350" b="0"/>
-            <wp:docPr id="155730456" name="Picture 1"/>
+          <wp:inline distT="0" distB="0" distL="0" distR="0">
+            <wp:extent cx="1743075" cy="3800475"/>
+            <wp:effectExtent l="0" t="0" r="9525" b="0"/>
+            <wp:docPr id="100002" name="Picture 100002"/>
             <wp:cNvGraphicFramePr>
               <a:graphicFrameLocks xmlns:a="http://schemas.openxmlformats.org/drawingml/2006/main" noChangeAspect="1"/>
             </wp:cNvGraphicFramePr>
@@ -2484,32 +2054,23 @@
               <a:graphicData uri="http://schemas.openxmlformats.org/drawingml/2006/picture">
                 <pic:pic xmlns:pic="http://schemas.openxmlformats.org/drawingml/2006/picture">
                   <pic:nvPicPr>
-                    <pic:cNvPr id="155730456" name=""/>
+                    <pic:cNvPr id="100002" name="image100002"/>
                     <pic:cNvPicPr/>
                   </pic:nvPicPr>
-                  <pic:blipFill rotWithShape="1">
-                    <a:blip r:embed="rId9"/>
-                    <a:srcRect r="22495"/>
+                  <pic:blipFill>
+                    <a:blip r:embed="rId19"/>
                     <a:stretch>
                       <a:fillRect/>
                     </a:stretch>
                   </pic:blipFill>
-                  <pic:spPr bwMode="auto">
+                  <pic:spPr>
                     <a:xfrm>
                       <a:off x="0" y="0"/>
-                      <a:ext cx="1818546" cy="5462352"/>
+                      <a:ext cx="1743075" cy="3800475"/>
                     </a:xfrm>
                     <a:prstGeom prst="rect">
                       <a:avLst/>
                     </a:prstGeom>
-                    <a:ln>
-                      <a:noFill/>
-                    </a:ln>
-                    <a:extLst>
-                      <a:ext uri="{53640926-AAD7-44D8-BBD7-CCE9431645EC}">
-                        <a14:shadowObscured xmlns:a14="http://schemas.microsoft.com/office/drawing/2010/main"/>
-                      </a:ext>
-                    </a:extLst>
                   </pic:spPr>
                 </pic:pic>
               </a:graphicData>
@@ -2519,19 +2080,23 @@
       </w:r>
       <w:r>
         <w:rPr>
-          <w:noProof/>
+          <w:rFonts w:ascii="Times New Roman" w:hAnsi="Times New Roman" w:eastAsia="Times New Roman" w:cs="Times New Roman"/>
         </w:rPr>
         <w:t xml:space="preserve"> </w:t>
       </w:r>
+    </w:p>
+    <w:p>
+      <w:pPr>
+        <w:pStyle w:val="ListParagraph"/>
+        <w:ind w:left="1080"/>
+      </w:pPr>
       <w:r>
-        <w:rPr>
-          <w:noProof/>
-        </w:rPr>
+        <w:lastRenderedPageBreak/>
         <w:drawing>
-          <wp:inline distT="0" distB="0" distL="0" distR="0" wp14:anchorId="0C4CA3F8" wp14:editId="239E51A3">
-            <wp:extent cx="1602297" cy="5254744"/>
-            <wp:effectExtent l="0" t="0" r="0" b="3175"/>
-            <wp:docPr id="1238266831" name="Picture 1"/>
+          <wp:inline distT="0" distB="0" distL="0" distR="0">
+            <wp:extent cx="1800225" cy="5419725"/>
+            <wp:effectExtent l="0" t="0" r="9525" b="0"/>
+            <wp:docPr id="100003" name="Picture 100003"/>
             <wp:cNvGraphicFramePr>
               <a:graphicFrameLocks xmlns:a="http://schemas.openxmlformats.org/drawingml/2006/main" noChangeAspect="1"/>
             </wp:cNvGraphicFramePr>
@@ -2539,32 +2104,24 @@
               <a:graphicData uri="http://schemas.openxmlformats.org/drawingml/2006/picture">
                 <pic:pic xmlns:pic="http://schemas.openxmlformats.org/drawingml/2006/picture">
                   <pic:nvPicPr>
-                    <pic:cNvPr id="1238266831" name=""/>
+                    <pic:cNvPr id="100003" name="image100003"/>
                     <pic:cNvPicPr/>
                   </pic:nvPicPr>
-                  <pic:blipFill rotWithShape="1">
-                    <a:blip r:embed="rId10"/>
-                    <a:srcRect r="25742"/>
+                  <pic:blipFill>
+                    <a:blip r:embed="rId20"/>
+                    <a:srcRect r="22495"/>
                     <a:stretch>
                       <a:fillRect/>
                     </a:stretch>
                   </pic:blipFill>
-                  <pic:spPr bwMode="auto">
+                  <pic:spPr>
                     <a:xfrm>
                       <a:off x="0" y="0"/>
-                      <a:ext cx="1603973" cy="5260241"/>
+                      <a:ext cx="1800225" cy="5419725"/>
                     </a:xfrm>
                     <a:prstGeom prst="rect">
                       <a:avLst/>
                     </a:prstGeom>
-                    <a:ln>
-                      <a:noFill/>
-                    </a:ln>
-                    <a:extLst>
-                      <a:ext uri="{53640926-AAD7-44D8-BBD7-CCE9431645EC}">
-                        <a14:shadowObscured xmlns:a14="http://schemas.microsoft.com/office/drawing/2010/main"/>
-                      </a:ext>
-                    </a:extLst>
                   </pic:spPr>
                 </pic:pic>
               </a:graphicData>
@@ -2574,19 +2131,16 @@
       </w:r>
       <w:r>
         <w:rPr>
-          <w:noProof/>
+          <w:rFonts w:ascii="Times New Roman" w:hAnsi="Times New Roman" w:eastAsia="Times New Roman" w:cs="Times New Roman"/>
         </w:rPr>
         <w:t xml:space="preserve"> </w:t>
       </w:r>
       <w:r>
-        <w:rPr>
-          <w:noProof/>
-        </w:rPr>
         <w:drawing>
-          <wp:inline distT="0" distB="0" distL="0" distR="0" wp14:anchorId="1A30A546" wp14:editId="0C79762F">
-            <wp:extent cx="1568742" cy="5079870"/>
-            <wp:effectExtent l="0" t="0" r="0" b="6985"/>
-            <wp:docPr id="1355993603" name="Picture 1"/>
+          <wp:inline distT="0" distB="0" distL="0" distR="0">
+            <wp:extent cx="1600200" cy="5257800"/>
+            <wp:effectExtent l="0" t="0" r="0" b="0"/>
+            <wp:docPr id="100004" name="Picture 100004"/>
             <wp:cNvGraphicFramePr>
               <a:graphicFrameLocks xmlns:a="http://schemas.openxmlformats.org/drawingml/2006/main" noChangeAspect="1"/>
             </wp:cNvGraphicFramePr>
@@ -2594,32 +2148,24 @@
               <a:graphicData uri="http://schemas.openxmlformats.org/drawingml/2006/picture">
                 <pic:pic xmlns:pic="http://schemas.openxmlformats.org/drawingml/2006/picture">
                   <pic:nvPicPr>
-                    <pic:cNvPr id="1355993603" name=""/>
+                    <pic:cNvPr id="100004" name="image100004"/>
                     <pic:cNvPicPr/>
                   </pic:nvPicPr>
-                  <pic:blipFill rotWithShape="1">
-                    <a:blip r:embed="rId11"/>
-                    <a:srcRect r="22980"/>
+                  <pic:blipFill>
+                    <a:blip r:embed="rId21"/>
+                    <a:srcRect r="25742"/>
                     <a:stretch>
                       <a:fillRect/>
                     </a:stretch>
                   </pic:blipFill>
-                  <pic:spPr bwMode="auto">
+                  <pic:spPr>
                     <a:xfrm>
                       <a:off x="0" y="0"/>
-                      <a:ext cx="1574483" cy="5098461"/>
+                      <a:ext cx="1600200" cy="5257800"/>
                     </a:xfrm>
                     <a:prstGeom prst="rect">
                       <a:avLst/>
                     </a:prstGeom>
-                    <a:ln>
-                      <a:noFill/>
-                    </a:ln>
-                    <a:extLst>
-                      <a:ext uri="{53640926-AAD7-44D8-BBD7-CCE9431645EC}">
-                        <a14:shadowObscured xmlns:a14="http://schemas.microsoft.com/office/drawing/2010/main"/>
-                      </a:ext>
-                    </a:extLst>
                   </pic:spPr>
                 </pic:pic>
               </a:graphicData>
@@ -2629,19 +2175,16 @@
       </w:r>
       <w:r>
         <w:rPr>
-          <w:noProof/>
+          <w:rFonts w:ascii="Times New Roman" w:hAnsi="Times New Roman" w:eastAsia="Times New Roman" w:cs="Times New Roman"/>
         </w:rPr>
         <w:t xml:space="preserve"> </w:t>
       </w:r>
       <w:r>
-        <w:rPr>
-          <w:noProof/>
-        </w:rPr>
         <w:drawing>
-          <wp:inline distT="0" distB="0" distL="0" distR="0" wp14:anchorId="44DF427F" wp14:editId="006CB571">
-            <wp:extent cx="1803554" cy="2382473"/>
-            <wp:effectExtent l="0" t="0" r="6350" b="0"/>
-            <wp:docPr id="818414117" name="Picture 1"/>
+          <wp:inline distT="0" distB="0" distL="0" distR="0">
+            <wp:extent cx="1571625" cy="5076825"/>
+            <wp:effectExtent l="0" t="0" r="0" b="9525"/>
+            <wp:docPr id="100005" name="Picture 100005"/>
             <wp:cNvGraphicFramePr>
               <a:graphicFrameLocks xmlns:a="http://schemas.openxmlformats.org/drawingml/2006/main" noChangeAspect="1"/>
             </wp:cNvGraphicFramePr>
@@ -2649,11 +2192,12 @@
               <a:graphicData uri="http://schemas.openxmlformats.org/drawingml/2006/picture">
                 <pic:pic xmlns:pic="http://schemas.openxmlformats.org/drawingml/2006/picture">
                   <pic:nvPicPr>
-                    <pic:cNvPr id="818414117" name=""/>
+                    <pic:cNvPr id="100005" name="image100005"/>
                     <pic:cNvPicPr/>
                   </pic:nvPicPr>
                   <pic:blipFill>
-                    <a:blip r:embed="rId12"/>
+                    <a:blip r:embed="rId22"/>
+                    <a:srcRect r="22980"/>
                     <a:stretch>
                       <a:fillRect/>
                     </a:stretch>
@@ -2661,7 +2205,50 @@
                   <pic:spPr>
                     <a:xfrm>
                       <a:off x="0" y="0"/>
-                      <a:ext cx="1814477" cy="2396902"/>
+                      <a:ext cx="1571625" cy="5076825"/>
+                    </a:xfrm>
+                    <a:prstGeom prst="rect">
+                      <a:avLst/>
+                    </a:prstGeom>
+                  </pic:spPr>
+                </pic:pic>
+              </a:graphicData>
+            </a:graphic>
+          </wp:inline>
+        </w:drawing>
+      </w:r>
+      <w:r>
+        <w:rPr>
+          <w:rFonts w:ascii="Times New Roman" w:hAnsi="Times New Roman" w:eastAsia="Times New Roman" w:cs="Times New Roman"/>
+        </w:rPr>
+        <w:t xml:space="preserve"> </w:t>
+      </w:r>
+      <w:r>
+        <w:drawing>
+          <wp:inline distT="0" distB="0" distL="0" distR="0">
+            <wp:extent cx="1800225" cy="2381250"/>
+            <wp:effectExtent l="0" t="0" r="9525" b="0"/>
+            <wp:docPr id="100006" name="Picture 100006"/>
+            <wp:cNvGraphicFramePr>
+              <a:graphicFrameLocks xmlns:a="http://schemas.openxmlformats.org/drawingml/2006/main" noChangeAspect="1"/>
+            </wp:cNvGraphicFramePr>
+            <a:graphic xmlns:a="http://schemas.openxmlformats.org/drawingml/2006/main">
+              <a:graphicData uri="http://schemas.openxmlformats.org/drawingml/2006/picture">
+                <pic:pic xmlns:pic="http://schemas.openxmlformats.org/drawingml/2006/picture">
+                  <pic:nvPicPr>
+                    <pic:cNvPr id="100006" name="image100006"/>
+                    <pic:cNvPicPr/>
+                  </pic:nvPicPr>
+                  <pic:blipFill>
+                    <a:blip r:embed="rId23"/>
+                    <a:stretch>
+                      <a:fillRect/>
+                    </a:stretch>
+                  </pic:blipFill>
+                  <pic:spPr>
+                    <a:xfrm>
+                      <a:off x="0" y="0"/>
+                      <a:ext cx="1800225" cy="2381250"/>
                     </a:xfrm>
                     <a:prstGeom prst="rect">
                       <a:avLst/>
@@ -2681,20 +2268,21 @@
           <w:ilvl w:val="0"/>
           <w:numId w:val="2"/>
         </w:numPr>
+        <w:ind w:left="720" w:hanging="360"/>
       </w:pPr>
       <w:r>
-        <w:t xml:space="preserve">Link </w:t>
+        <w:rPr>
+          <w:rFonts w:ascii="Times New Roman" w:hAnsi="Times New Roman" w:eastAsia="Times New Roman" w:cs="Times New Roman"/>
+        </w:rPr>
+        <w:t xml:space="preserve">Link GitHub: </w:t>
       </w:r>
-      <w:r>
-        <w:t>GitHub</w:t>
-      </w:r>
-      <w:r>
-        <w:t xml:space="preserve">: </w:t>
-      </w:r>
-      <w:hyperlink r:id="rId13" w:history="1">
+      <w:hyperlink r:id="rId13">
         <w:r>
           <w:rPr>
             <w:rStyle w:val="Hyperlink"/>
+            <w:rFonts w:ascii="Times New Roman" w:hAnsi="Times New Roman" w:eastAsia="Times New Roman" w:cs="Times New Roman"/>
+            <w:color w:val="0563C1"/>
+            <w:u w:val="single"/>
           </w:rPr>
           <w:t>https://github.com/HiKem43/Phone-Book-Management-System.git</w:t>
         </w:r>
@@ -2707,8 +2295,12 @@
           <w:ilvl w:val="0"/>
           <w:numId w:val="3"/>
         </w:numPr>
+        <w:ind w:left="1080" w:hanging="360"/>
       </w:pPr>
       <w:r>
+        <w:rPr>
+          <w:rFonts w:ascii="Times New Roman" w:hAnsi="Times New Roman" w:eastAsia="Times New Roman" w:cs="Times New Roman"/>
+        </w:rPr>
         <w:t>Trong này thì đã có các file đặt tả các mô hình như data flow, use case, …</w:t>
       </w:r>
     </w:p>
@@ -2719,9 +2311,13 @@
           <w:ilvl w:val="0"/>
           <w:numId w:val="2"/>
         </w:numPr>
+        <w:ind w:left="720" w:hanging="360"/>
       </w:pPr>
       <w:r>
         <w:lastRenderedPageBreak/>
+        <w:rPr>
+          <w:rFonts w:ascii="Times New Roman" w:hAnsi="Times New Roman" w:eastAsia="Times New Roman" w:cs="Times New Roman"/>
+        </w:rPr>
         <w:t>Họp nhóm và trao đổi:</w:t>
       </w:r>
     </w:p>
@@ -2732,8 +2328,12 @@
           <w:ilvl w:val="0"/>
           <w:numId w:val="3"/>
         </w:numPr>
+        <w:ind w:left="1080" w:hanging="360"/>
       </w:pPr>
       <w:r>
+        <w:rPr>
+          <w:rFonts w:ascii="Times New Roman" w:hAnsi="Times New Roman" w:eastAsia="Times New Roman" w:cs="Times New Roman"/>
+        </w:rPr>
         <w:t>Nhóm họp trên discord nhưng dis thì ko lưu lịch sử nên nhóm em chỉ đưa lên hình ảnh gần đây nhất:</w:t>
       </w:r>
     </w:p>
@@ -2744,10 +2344,10 @@
       </w:pPr>
       <w:r>
         <w:drawing>
-          <wp:inline distT="0" distB="0" distL="0" distR="0" wp14:anchorId="538F68F0" wp14:editId="0CF1C396">
-            <wp:extent cx="5943600" cy="3342005"/>
+          <wp:inline distT="0" distB="0" distL="0" distR="0">
+            <wp:extent cx="5943600" cy="3343275"/>
             <wp:effectExtent l="0" t="0" r="0" b="0"/>
-            <wp:docPr id="577732501" name="Picture 1"/>
+            <wp:docPr id="100007" name="Picture 100007"/>
             <wp:cNvGraphicFramePr>
               <a:graphicFrameLocks xmlns:a="http://schemas.openxmlformats.org/drawingml/2006/main" noChangeAspect="1"/>
             </wp:cNvGraphicFramePr>
@@ -2755,11 +2355,11 @@
               <a:graphicData uri="http://schemas.openxmlformats.org/drawingml/2006/picture">
                 <pic:pic xmlns:pic="http://schemas.openxmlformats.org/drawingml/2006/picture">
                   <pic:nvPicPr>
-                    <pic:cNvPr id="577732501" name=""/>
+                    <pic:cNvPr id="100007" name="image100007"/>
                     <pic:cNvPicPr/>
                   </pic:nvPicPr>
                   <pic:blipFill>
-                    <a:blip r:embed="rId14"/>
+                    <a:blip r:embed="rId24"/>
                     <a:stretch>
                       <a:fillRect/>
                     </a:stretch>
@@ -2767,7 +2367,7 @@
                   <pic:spPr>
                     <a:xfrm>
                       <a:off x="0" y="0"/>
-                      <a:ext cx="5943600" cy="3342005"/>
+                      <a:ext cx="5943600" cy="3343275"/>
                     </a:xfrm>
                     <a:prstGeom prst="rect">
                       <a:avLst/>
@@ -2801,7 +2401,6 @@
     <w:sectPr>
       <w:pgSz w:w="12240" w:h="15840"/>
       <w:pgMar w:top="1440" w:right="1440" w:bottom="1440" w:left="1440" w:header="708" w:footer="708" w:gutter="0"/>
-      <w:cols w:space="720"/>
       <w:docGrid w:linePitch="360"/>
     </w:sectPr>
   </w:body>
